--- a/src/assets/JonasAraujoCV.docx
+++ b/src/assets/JonasAraujoCV.docx
@@ -1,6 +1,6 @@
 
 <file path=word/document.xml><?xml version="1.0" encoding="utf-8"?>
-<w:document xmlns:wpc="http://schemas.microsoft.com/office/word/2010/wordprocessingCanvas" xmlns:mc="http://schemas.openxmlformats.org/markup-compatibility/2006" xmlns:o="urn:schemas-microsoft-com:office:office" xmlns:r="http://schemas.openxmlformats.org/officeDocument/2006/relationships" xmlns:m="http://schemas.openxmlformats.org/officeDocument/2006/math" xmlns:v="urn:schemas-microsoft-com:vml" xmlns:wp14="http://schemas.microsoft.com/office/word/2010/wordprocessingDrawing" xmlns:wp="http://schemas.openxmlformats.org/drawingml/2006/wordprocessingDrawing" xmlns:w10="urn:schemas-microsoft-com:office:word" xmlns:w="http://schemas.openxmlformats.org/wordprocessingml/2006/main" xmlns:w14="http://schemas.microsoft.com/office/word/2010/wordml" xmlns:w15="http://schemas.microsoft.com/office/word/2012/wordml" xmlns:wpg="http://schemas.microsoft.com/office/word/2010/wordprocessingGroup" xmlns:wpi="http://schemas.microsoft.com/office/word/2010/wordprocessingInk" xmlns:wne="http://schemas.microsoft.com/office/word/2006/wordml" xmlns:wps="http://schemas.microsoft.com/office/word/2010/wordprocessingShape" mc:Ignorable="w14 w15 wp14">
+<w:document xmlns:wpc="http://schemas.microsoft.com/office/word/2010/wordprocessingCanvas" xmlns:cx="http://schemas.microsoft.com/office/drawing/2014/chartex" xmlns:cx1="http://schemas.microsoft.com/office/drawing/2015/9/8/chartex" xmlns:cx2="http://schemas.microsoft.com/office/drawing/2015/10/21/chartex" xmlns:cx3="http://schemas.microsoft.com/office/drawing/2016/5/9/chartex" xmlns:cx4="http://schemas.microsoft.com/office/drawing/2016/5/10/chartex" xmlns:cx5="http://schemas.microsoft.com/office/drawing/2016/5/11/chartex" xmlns:cx6="http://schemas.microsoft.com/office/drawing/2016/5/12/chartex" xmlns:cx7="http://schemas.microsoft.com/office/drawing/2016/5/13/chartex" xmlns:cx8="http://schemas.microsoft.com/office/drawing/2016/5/14/chartex" xmlns:mc="http://schemas.openxmlformats.org/markup-compatibility/2006" xmlns:aink="http://schemas.microsoft.com/office/drawing/2016/ink" xmlns:am3d="http://schemas.microsoft.com/office/drawing/2017/model3d" xmlns:o="urn:schemas-microsoft-com:office:office" xmlns:oel="http://schemas.microsoft.com/office/2019/extlst" xmlns:r="http://schemas.openxmlformats.org/officeDocument/2006/relationships" xmlns:m="http://schemas.openxmlformats.org/officeDocument/2006/math" xmlns:v="urn:schemas-microsoft-com:vml" xmlns:wp14="http://schemas.microsoft.com/office/word/2010/wordprocessingDrawing" xmlns:wp="http://schemas.openxmlformats.org/drawingml/2006/wordprocessingDrawing" xmlns:w10="urn:schemas-microsoft-com:office:word" xmlns:w="http://schemas.openxmlformats.org/wordprocessingml/2006/main" xmlns:w14="http://schemas.microsoft.com/office/word/2010/wordml" xmlns:w15="http://schemas.microsoft.com/office/word/2012/wordml" xmlns:w16cex="http://schemas.microsoft.com/office/word/2018/wordml/cex" xmlns:w16cid="http://schemas.microsoft.com/office/word/2016/wordml/cid" xmlns:w16="http://schemas.microsoft.com/office/word/2018/wordml" xmlns:w16du="http://schemas.microsoft.com/office/word/2023/wordml/word16du" xmlns:w16sdtdh="http://schemas.microsoft.com/office/word/2020/wordml/sdtdatahash" xmlns:w16sdtfl="http://schemas.microsoft.com/office/word/2024/wordml/sdtformatlock" xmlns:w16se="http://schemas.microsoft.com/office/word/2015/wordml/symex" xmlns:wpg="http://schemas.microsoft.com/office/word/2010/wordprocessingGroup" xmlns:wpi="http://schemas.microsoft.com/office/word/2010/wordprocessingInk" xmlns:wne="http://schemas.microsoft.com/office/word/2006/wordml" xmlns:wps="http://schemas.microsoft.com/office/word/2010/wordprocessingShape" mc:Ignorable="w14 w15 w16se w16cid w16 w16cex w16sdtdh w16sdtfl w16du wp14">
   <w:body>
     <w:p>
       <w:pPr>
@@ -214,20 +214,26 @@
         <w:rPr>
           <w:sz w:val="24"/>
         </w:rPr>
-        <w:t>+55 79</w:t>
-      </w:r>
-      <w:r>
-        <w:rPr>
-          <w:spacing w:val="-1"/>
-          <w:sz w:val="24"/>
-        </w:rPr>
-        <w:t xml:space="preserve"> </w:t>
-      </w:r>
-      <w:r>
-        <w:rPr>
-          <w:sz w:val="24"/>
-        </w:rPr>
-        <w:t>999339044</w:t>
+        <w:t xml:space="preserve">+55 </w:t>
+      </w:r>
+      <w:r>
+        <w:rPr>
+          <w:sz w:val="24"/>
+        </w:rPr>
+        <w:t>11</w:t>
+      </w:r>
+      <w:r>
+        <w:rPr>
+          <w:spacing w:val="-1"/>
+          <w:sz w:val="24"/>
+        </w:rPr>
+        <w:t xml:space="preserve"> </w:t>
+      </w:r>
+      <w:r>
+        <w:rPr>
+          <w:sz w:val="24"/>
+        </w:rPr>
+        <w:t>97062-3991</w:t>
       </w:r>
     </w:p>
     <w:p>
@@ -328,7 +334,7 @@
         </w:rPr>
       </w:pPr>
       <w:r>
-        <w:pict>
+        <w:pict w14:anchorId="5F2CD1D9">
           <v:group id="_x0000_s1026" style="position:absolute;margin-left:7.5pt;margin-top:0;width:911.2pt;height:12.85pt;flip:y;z-index:251658240;mso-wrap-distance-left:0;mso-wrap-distance-right:0;mso-position-vertical:top" coordorigin="720,170" coordsize="9661,151">
             <v:rect id="_x0000_s1028" style="position:absolute;left:740;top:189;width:9621;height:111" fillcolor="#a4a4a4" stroked="f"/>
             <v:rect id="_x0000_s1027" style="position:absolute;left:740;top:189;width:9621;height:111" filled="f" strokecolor="#a4a4a4" strokeweight="2pt"/>
@@ -399,10 +405,21 @@
         <w:ind w:left="100" w:right="1589"/>
       </w:pPr>
       <w:r>
-        <w:t>Bachelor’s Degree in Software Engineering – University Center Cida</w:t>
-      </w:r>
-      <w:r>
-        <w:t>de Verde - Brazil (2022 – 2026)</w:t>
+        <w:t>Bachelor’s degree in software engineering</w:t>
+      </w:r>
+      <w:r>
+        <w:t xml:space="preserve"> – University Center </w:t>
+      </w:r>
+      <w:proofErr w:type="spellStart"/>
+      <w:r>
+        <w:t>Cida</w:t>
+      </w:r>
+      <w:r>
+        <w:t>de</w:t>
+      </w:r>
+      <w:proofErr w:type="spellEnd"/>
+      <w:r>
+        <w:t xml:space="preserve"> Verde - Brazil (2022 – 2026)</w:t>
       </w:r>
     </w:p>
     <w:p>
@@ -506,82 +523,27 @@
         <w:ind w:left="100" w:firstLine="620"/>
       </w:pPr>
       <w:r>
-        <w:t>T</w:t>
-      </w:r>
-      <w:bookmarkStart w:id="0" w:name="_GoBack"/>
-      <w:bookmarkEnd w:id="0"/>
-      <w:r>
-        <w:t>echnology enthusiast with a passion for solving complex problems.</w:t>
-      </w:r>
-      <w:r>
-        <w:t xml:space="preserve"> </w:t>
-      </w:r>
-      <w:r>
-        <w:t>Started programming at the age of 17 and has consistently honed skills since then.</w:t>
-      </w:r>
-      <w:r>
-        <w:t xml:space="preserve"> </w:t>
-      </w:r>
-      <w:r>
-        <w:t>Proficient in various programming langu</w:t>
-      </w:r>
-      <w:r>
-        <w:t xml:space="preserve">ages and frameworks, including .NET, Python, Angular, React, React Native, Flutter, </w:t>
-      </w:r>
-      <w:r>
-        <w:t xml:space="preserve">Node. </w:t>
-      </w:r>
-      <w:r>
-        <w:t>Experienced in working with databases such as</w:t>
-      </w:r>
-      <w:r>
-        <w:t xml:space="preserve"> Oracle, SQL Server, and MySQL. </w:t>
-      </w:r>
-      <w:r>
-        <w:t>Familiar with agile methodologi</w:t>
-      </w:r>
-      <w:r>
-        <w:t xml:space="preserve">es, including Scrum and Kanban. </w:t>
-      </w:r>
-      <w:r>
-        <w:t xml:space="preserve">Skilled in developing scalable and flexible applications on Oracle Cloud and Microsoft </w:t>
-      </w:r>
-      <w:r>
-        <w:t>Azure. Currently</w:t>
-      </w:r>
-      <w:r>
-        <w:t xml:space="preserve"> employed as a </w:t>
-      </w:r>
-      <w:r>
-        <w:t>Full stack</w:t>
-      </w:r>
-      <w:r>
-        <w:t xml:space="preserve"> Developer, contributing to chall</w:t>
-      </w:r>
-      <w:r>
-        <w:t xml:space="preserve">enging and innovative projects. </w:t>
-      </w:r>
-      <w:r>
-        <w:t>Committed to delivering high-quality solutions, prioritizing customer satisfaction, and em</w:t>
-      </w:r>
-      <w:r>
-        <w:t xml:space="preserve">bracing continuous improvement. </w:t>
-      </w:r>
-      <w:r>
-        <w:t xml:space="preserve">Enjoys </w:t>
-      </w:r>
-      <w:r>
-        <w:t>knowledge sharing</w:t>
-      </w:r>
-      <w:r>
-        <w:t xml:space="preserve"> and learning from peers.</w:t>
-      </w:r>
-    </w:p>
-    <w:p>
-      <w:pPr>
-        <w:pStyle w:val="Corpodetexto"/>
-        <w:ind w:left="100"/>
-      </w:pPr>
+        <w:t xml:space="preserve">Technology enthusiast with a strong passion for solving complex problems and delivering impactful solutions. </w:t>
+      </w:r>
+      <w:proofErr w:type="gramStart"/>
+      <w:r>
+        <w:t>Began</w:t>
+      </w:r>
+      <w:proofErr w:type="gramEnd"/>
+      <w:r>
+        <w:t xml:space="preserve"> programming at 17 and has continually refined technical expertise across a wide range of technologies. Proficient in .NET, Python, Angular, React, React Native, Flutter, and Node.js. Experienced with relational databases including Oracle, SQL Server, and MySQL. Adept at applying agile methodologies such as Scrum and Kanban in fast-paced development environments. Skilled in building scalable, cloud-based applications on Oracle Cloud and Microsoft Azure. </w:t>
+      </w:r>
+      <w:proofErr w:type="gramStart"/>
+      <w:r>
+        <w:t>Currently</w:t>
+      </w:r>
+      <w:proofErr w:type="gramEnd"/>
+      <w:r>
+        <w:t xml:space="preserve"> working as a Full Stack Developer, contributing to high-impact, innovative projects. Committed to continuous learning, knowledge sharing, and delivering high-quality software with a focus on customer satisfaction and long-term value</w:t>
+      </w:r>
+      <w:r>
+        <w:t>.</w:t>
+      </w:r>
     </w:p>
     <w:p>
       <w:pPr>
@@ -607,16 +569,22 @@
         <w:jc w:val="center"/>
       </w:pPr>
       <w:r>
-        <w:t>MTM</w:t>
-      </w:r>
-      <w:r>
-        <w:rPr>
-          <w:spacing w:val="-1"/>
-        </w:rPr>
-        <w:t xml:space="preserve"> </w:t>
-      </w:r>
-      <w:r>
-        <w:t>– 02/2024</w:t>
+        <w:t>XP</w:t>
+      </w:r>
+      <w:r>
+        <w:rPr>
+          <w:spacing w:val="-1"/>
+        </w:rPr>
+        <w:t xml:space="preserve"> </w:t>
+      </w:r>
+      <w:r>
+        <w:t xml:space="preserve">– </w:t>
+      </w:r>
+      <w:r>
+        <w:t>10</w:t>
+      </w:r>
+      <w:r>
+        <w:t>/2024</w:t>
       </w:r>
       <w:r>
         <w:rPr>
@@ -634,44 +602,24 @@
         <w:rPr>
           <w:b/>
           <w:sz w:val="24"/>
+          <w:szCs w:val="24"/>
         </w:rPr>
       </w:pPr>
       <w:r>
         <w:rPr>
           <w:b/>
-          <w:sz w:val="23"/>
-        </w:rPr>
-        <w:t>Full</w:t>
+          <w:sz w:val="24"/>
+          <w:szCs w:val="24"/>
+        </w:rPr>
+        <w:t>Soft</w:t>
       </w:r>
       <w:r>
         <w:rPr>
           <w:b/>
-          <w:spacing w:val="-1"/>
-          <w:sz w:val="23"/>
-        </w:rPr>
-        <w:t xml:space="preserve"> </w:t>
-      </w:r>
-      <w:r>
-        <w:rPr>
-          <w:b/>
-          <w:sz w:val="23"/>
-        </w:rPr>
-        <w:t>Stack</w:t>
-      </w:r>
-      <w:r>
-        <w:rPr>
-          <w:b/>
-          <w:spacing w:val="54"/>
-          <w:sz w:val="23"/>
-        </w:rPr>
-        <w:t xml:space="preserve"> </w:t>
-      </w:r>
-      <w:r>
-        <w:rPr>
-          <w:b/>
-          <w:sz w:val="24"/>
-        </w:rPr>
-        <w:t>Developer</w:t>
+          <w:sz w:val="24"/>
+          <w:szCs w:val="24"/>
+        </w:rPr>
+        <w:t>ware Engineer</w:t>
       </w:r>
     </w:p>
     <w:p>
@@ -681,22 +629,7 @@
         <w:ind w:firstLine="720"/>
       </w:pPr>
       <w:r>
-        <w:t>R</w:t>
-      </w:r>
-      <w:r>
-        <w:t xml:space="preserve">esponsible for integrating the Clic system with Oracle Cloud. Additionally, </w:t>
-      </w:r>
-      <w:r>
-        <w:t>Developer</w:t>
-      </w:r>
-      <w:r>
-        <w:t xml:space="preserve"> of the Scrolling Therapy application, which aids thousands of people in early detection and prevention of Parkinson’s disease symptoms. Committed to best programming practices and delivering exceptional results, </w:t>
-      </w:r>
-      <w:r>
-        <w:t xml:space="preserve">Working </w:t>
-      </w:r>
-      <w:r>
-        <w:t>daily on systems written in Node.js, .NET Core, React Native, Flutter, Angular, and React</w:t>
+        <w:t>I work on the Digital Account team at XP, where I am responsible for the development and maintenance of the Digital Account platform, including features such as account statements, balance, and all aspects related to customer usage and experience with the bank. My role involves collaborating with a multidisciplinary team to deliver innovative solutions that provide an exceptional experience for XP’s clients.</w:t>
       </w:r>
     </w:p>
     <w:p>
@@ -712,6 +645,125 @@
         <w:jc w:val="center"/>
       </w:pPr>
       <w:r>
+        <w:t>MTM</w:t>
+      </w:r>
+      <w:r>
+        <w:rPr>
+          <w:spacing w:val="-1"/>
+        </w:rPr>
+        <w:t xml:space="preserve"> </w:t>
+      </w:r>
+      <w:r>
+        <w:t>– 02/2024</w:t>
+      </w:r>
+      <w:r>
+        <w:rPr>
+          <w:spacing w:val="-1"/>
+        </w:rPr>
+        <w:t xml:space="preserve"> </w:t>
+      </w:r>
+      <w:r>
+        <w:t xml:space="preserve">– </w:t>
+      </w:r>
+      <w:r>
+        <w:t>10/2024</w:t>
+      </w:r>
+    </w:p>
+    <w:p>
+      <w:pPr>
+        <w:ind w:right="8412"/>
+        <w:rPr>
+          <w:b/>
+          <w:sz w:val="24"/>
+          <w:szCs w:val="24"/>
+        </w:rPr>
+      </w:pPr>
+      <w:r>
+        <w:rPr>
+          <w:b/>
+          <w:sz w:val="24"/>
+          <w:szCs w:val="24"/>
+        </w:rPr>
+        <w:t>Full</w:t>
+      </w:r>
+      <w:r>
+        <w:rPr>
+          <w:b/>
+          <w:spacing w:val="-1"/>
+          <w:sz w:val="24"/>
+          <w:szCs w:val="24"/>
+        </w:rPr>
+        <w:t xml:space="preserve"> </w:t>
+      </w:r>
+      <w:r>
+        <w:rPr>
+          <w:b/>
+          <w:sz w:val="24"/>
+          <w:szCs w:val="24"/>
+        </w:rPr>
+        <w:t>Stack</w:t>
+      </w:r>
+      <w:r>
+        <w:rPr>
+          <w:b/>
+          <w:spacing w:val="54"/>
+          <w:sz w:val="24"/>
+          <w:szCs w:val="24"/>
+        </w:rPr>
+        <w:t xml:space="preserve"> </w:t>
+      </w:r>
+      <w:r>
+        <w:rPr>
+          <w:b/>
+          <w:sz w:val="24"/>
+          <w:szCs w:val="24"/>
+        </w:rPr>
+        <w:t>Developer</w:t>
+      </w:r>
+    </w:p>
+    <w:p>
+      <w:pPr>
+        <w:pStyle w:val="Corpodetexto"/>
+        <w:spacing w:before="9"/>
+        <w:ind w:firstLine="720"/>
+      </w:pPr>
+      <w:r>
+        <w:t>R</w:t>
+      </w:r>
+      <w:r>
+        <w:t xml:space="preserve">esponsible for integrating the </w:t>
+      </w:r>
+      <w:proofErr w:type="spellStart"/>
+      <w:r>
+        <w:t>Clic</w:t>
+      </w:r>
+      <w:proofErr w:type="spellEnd"/>
+      <w:r>
+        <w:t xml:space="preserve"> system with Oracle Cloud. Additionally, </w:t>
+      </w:r>
+      <w:r>
+        <w:t>Developer</w:t>
+      </w:r>
+      <w:r>
+        <w:t xml:space="preserve"> of the Scrolling Therapy application, which aids thousands of people in early detection and prevention of Parkinson’s disease symptoms. Committed to best programming practices and delivering exceptional results</w:t>
+      </w:r>
+      <w:r>
+        <w:t>.</w:t>
+      </w:r>
+    </w:p>
+    <w:p>
+      <w:pPr>
+        <w:pStyle w:val="Corpodetexto"/>
+        <w:spacing w:before="9"/>
+        <w:ind w:firstLine="720"/>
+      </w:pPr>
+    </w:p>
+    <w:p>
+      <w:pPr>
+        <w:pStyle w:val="Ttulo2"/>
+        <w:jc w:val="center"/>
+      </w:pPr>
+      <w:r>
         <w:t>SINQIA</w:t>
       </w:r>
       <w:r>
@@ -772,7 +824,15 @@
         <w:ind w:left="100" w:right="208" w:firstLine="720"/>
       </w:pPr>
       <w:r>
-        <w:t>Responsible for implementing two-factor authentication in the pension portals of Usiminas and the ATH</w:t>
+        <w:t xml:space="preserve">Responsible for implementing two-factor authentication in the pension portals of </w:t>
+      </w:r>
+      <w:proofErr w:type="spellStart"/>
+      <w:r>
+        <w:t>Usiminas</w:t>
+      </w:r>
+      <w:proofErr w:type="spellEnd"/>
+      <w:r>
+        <w:t xml:space="preserve"> and the ATH</w:t>
       </w:r>
       <w:r>
         <w:rPr>
@@ -781,7 +841,23 @@
         <w:t xml:space="preserve"> </w:t>
       </w:r>
       <w:r>
-        <w:t>system used by Energisa and Banesprev, aiming to comply with the General Data Protection Law and improve access</w:t>
+        <w:t xml:space="preserve">system used by </w:t>
+      </w:r>
+      <w:proofErr w:type="spellStart"/>
+      <w:r>
+        <w:t>Energisa</w:t>
+      </w:r>
+      <w:proofErr w:type="spellEnd"/>
+      <w:r>
+        <w:t xml:space="preserve"> and </w:t>
+      </w:r>
+      <w:proofErr w:type="spellStart"/>
+      <w:r>
+        <w:t>Banesprev</w:t>
+      </w:r>
+      <w:proofErr w:type="spellEnd"/>
+      <w:r>
+        <w:t>, aiming to comply with the General Data Protection Law and improve access</w:t>
       </w:r>
       <w:r>
         <w:rPr>
@@ -790,34 +866,10 @@
         <w:t xml:space="preserve"> </w:t>
       </w:r>
       <w:r>
-        <w:t>security to the portals for thousands of participants. All development was with C#, Visual Basic, Angular, Ionic,</w:t>
-      </w:r>
-      <w:r>
-        <w:rPr>
-          <w:spacing w:val="1"/>
-        </w:rPr>
-        <w:t xml:space="preserve"> </w:t>
-      </w:r>
-      <w:r>
-        <w:t>Xamarin,</w:t>
-      </w:r>
-      <w:r>
-        <w:rPr>
-          <w:spacing w:val="-1"/>
-        </w:rPr>
-        <w:t xml:space="preserve"> </w:t>
-      </w:r>
-      <w:r>
-        <w:t>Oracle,</w:t>
-      </w:r>
-      <w:r>
-        <w:rPr>
-          <w:spacing w:val="-2"/>
-        </w:rPr>
-        <w:t xml:space="preserve"> </w:t>
-      </w:r>
-      <w:r>
-        <w:t>and SQLServer.</w:t>
+        <w:t>security</w:t>
+      </w:r>
+      <w:r>
+        <w:t xml:space="preserve"> for thousands of participants.</w:t>
       </w:r>
     </w:p>
     <w:p>
@@ -1072,66 +1124,6 @@
       <w:r>
         <w:t>API.</w:t>
       </w:r>
-      <w:r>
-        <w:rPr>
-          <w:spacing w:val="8"/>
-        </w:rPr>
-        <w:t xml:space="preserve"> </w:t>
-      </w:r>
-      <w:r>
-        <w:t>The</w:t>
-      </w:r>
-      <w:r>
-        <w:t xml:space="preserve"> </w:t>
-      </w:r>
-      <w:r>
-        <w:t>application</w:t>
-      </w:r>
-      <w:r>
-        <w:rPr>
-          <w:spacing w:val="-3"/>
-        </w:rPr>
-        <w:t xml:space="preserve"> </w:t>
-      </w:r>
-      <w:r>
-        <w:t>was</w:t>
-      </w:r>
-      <w:r>
-        <w:rPr>
-          <w:spacing w:val="-2"/>
-        </w:rPr>
-        <w:t xml:space="preserve"> </w:t>
-      </w:r>
-      <w:r>
-        <w:t>made</w:t>
-      </w:r>
-      <w:r>
-        <w:rPr>
-          <w:spacing w:val="-2"/>
-        </w:rPr>
-        <w:t xml:space="preserve"> </w:t>
-      </w:r>
-      <w:r>
-        <w:t>in</w:t>
-      </w:r>
-      <w:r>
-        <w:rPr>
-          <w:spacing w:val="-2"/>
-        </w:rPr>
-        <w:t xml:space="preserve"> </w:t>
-      </w:r>
-      <w:r>
-        <w:t>React</w:t>
-      </w:r>
-      <w:r>
-        <w:rPr>
-          <w:spacing w:val="-1"/>
-        </w:rPr>
-        <w:t xml:space="preserve"> </w:t>
-      </w:r>
-      <w:r>
-        <w:t>Native.</w:t>
-      </w:r>
     </w:p>
     <w:p>
       <w:pPr>
@@ -1142,9 +1134,1150 @@
     </w:p>
     <w:p>
       <w:pPr>
+        <w:pStyle w:val="Ttulo1"/>
+      </w:pPr>
+      <w:r>
+        <w:lastRenderedPageBreak/>
+        <w:t>CERTIFICATIONS</w:t>
+      </w:r>
+    </w:p>
+    <w:p>
+      <w:pPr>
+        <w:spacing w:before="2"/>
+        <w:ind w:left="100"/>
+        <w:rPr>
+          <w:rFonts w:ascii="Segoe UI"/>
+          <w:sz w:val="21"/>
+        </w:rPr>
+      </w:pPr>
+      <w:r>
+        <w:rPr>
+          <w:rFonts w:ascii="Segoe UI"/>
+          <w:sz w:val="21"/>
+        </w:rPr>
+        <w:t>Microsoft</w:t>
+      </w:r>
+      <w:r>
+        <w:rPr>
+          <w:rFonts w:ascii="Segoe UI"/>
+          <w:spacing w:val="-3"/>
+          <w:sz w:val="21"/>
+        </w:rPr>
+        <w:t xml:space="preserve"> </w:t>
+      </w:r>
+      <w:r>
+        <w:rPr>
+          <w:rFonts w:ascii="Segoe UI"/>
+          <w:sz w:val="21"/>
+        </w:rPr>
+        <w:t>Certified:</w:t>
+      </w:r>
+      <w:r>
+        <w:rPr>
+          <w:rFonts w:ascii="Segoe UI"/>
+          <w:spacing w:val="-3"/>
+          <w:sz w:val="21"/>
+        </w:rPr>
+        <w:t xml:space="preserve"> </w:t>
+      </w:r>
+      <w:r>
+        <w:rPr>
+          <w:rFonts w:ascii="Segoe UI"/>
+          <w:sz w:val="21"/>
+        </w:rPr>
+        <w:t>Azure</w:t>
+      </w:r>
+      <w:r>
+        <w:rPr>
+          <w:rFonts w:ascii="Segoe UI"/>
+          <w:spacing w:val="-5"/>
+          <w:sz w:val="21"/>
+        </w:rPr>
+        <w:t xml:space="preserve"> </w:t>
+      </w:r>
+      <w:r>
+        <w:rPr>
+          <w:rFonts w:ascii="Segoe UI"/>
+          <w:sz w:val="21"/>
+        </w:rPr>
+        <w:t>Fundamentals</w:t>
+      </w:r>
+    </w:p>
+    <w:p>
+      <w:pPr>
+        <w:spacing w:before="2"/>
+        <w:rPr>
+          <w:rFonts w:ascii="Segoe UI"/>
+          <w:sz w:val="21"/>
+        </w:rPr>
+      </w:pPr>
+    </w:p>
+    <w:p>
+      <w:pPr>
+        <w:pStyle w:val="Ttulo1"/>
+        <w:spacing w:before="1"/>
+      </w:pPr>
+      <w:r>
+        <w:t>ENHANCEMENT</w:t>
+      </w:r>
+      <w:r>
+        <w:rPr>
+          <w:spacing w:val="-1"/>
+        </w:rPr>
+        <w:t xml:space="preserve"> </w:t>
+      </w:r>
+      <w:r>
+        <w:t>ACTIVITIES</w:t>
+      </w:r>
+    </w:p>
+    <w:p>
+      <w:pPr>
+        <w:ind w:left="100" w:right="3978"/>
+        <w:rPr>
+          <w:spacing w:val="1"/>
+          <w:sz w:val="24"/>
+        </w:rPr>
+      </w:pPr>
+      <w:r>
+        <w:rPr>
+          <w:sz w:val="24"/>
+        </w:rPr>
+        <w:t>Microservices Architecture with .NET – Udemy (Leandro Costa)</w:t>
+      </w:r>
+      <w:r>
+        <w:rPr>
+          <w:spacing w:val="1"/>
+          <w:sz w:val="24"/>
+        </w:rPr>
+        <w:t xml:space="preserve"> </w:t>
+      </w:r>
+    </w:p>
+    <w:p>
+      <w:pPr>
+        <w:ind w:left="100" w:right="3978"/>
+        <w:rPr>
+          <w:spacing w:val="1"/>
+          <w:sz w:val="24"/>
+        </w:rPr>
+      </w:pPr>
+      <w:r>
+        <w:rPr>
+          <w:spacing w:val="1"/>
+          <w:sz w:val="24"/>
+        </w:rPr>
+        <w:t>Docker: Mastering Container Creation and Management – Udemy (Argus Academy)</w:t>
+      </w:r>
+    </w:p>
+    <w:p>
+      <w:pPr>
+        <w:ind w:left="100" w:right="3978"/>
+        <w:rPr>
+          <w:spacing w:val="-57"/>
+          <w:sz w:val="24"/>
+        </w:rPr>
+      </w:pPr>
+      <w:r>
+        <w:rPr>
+          <w:sz w:val="24"/>
+        </w:rPr>
+        <w:t>Complete C# Object-Oriented Programming – Udemy (Nelio Alves)</w:t>
+      </w:r>
+      <w:r>
+        <w:rPr>
+          <w:spacing w:val="-57"/>
+          <w:sz w:val="24"/>
+        </w:rPr>
+        <w:t xml:space="preserve"> </w:t>
+      </w:r>
+    </w:p>
+    <w:p>
+      <w:pPr>
+        <w:ind w:left="100" w:right="3978"/>
+        <w:rPr>
+          <w:sz w:val="24"/>
+        </w:rPr>
+      </w:pPr>
+      <w:r>
+        <w:rPr>
+          <w:sz w:val="24"/>
+        </w:rPr>
+        <w:t>React Native</w:t>
+      </w:r>
+      <w:r>
+        <w:rPr>
+          <w:spacing w:val="-1"/>
+          <w:sz w:val="24"/>
+        </w:rPr>
+        <w:t xml:space="preserve"> </w:t>
+      </w:r>
+      <w:r>
+        <w:rPr>
+          <w:sz w:val="24"/>
+        </w:rPr>
+        <w:t>Course</w:t>
+      </w:r>
+      <w:r>
+        <w:rPr>
+          <w:spacing w:val="-1"/>
+          <w:sz w:val="24"/>
+        </w:rPr>
+        <w:t xml:space="preserve"> </w:t>
+      </w:r>
+      <w:r>
+        <w:rPr>
+          <w:sz w:val="24"/>
+        </w:rPr>
+        <w:t xml:space="preserve">– </w:t>
+      </w:r>
+      <w:proofErr w:type="spellStart"/>
+      <w:r>
+        <w:rPr>
+          <w:sz w:val="24"/>
+        </w:rPr>
+        <w:t>Codeacademy</w:t>
+      </w:r>
+      <w:proofErr w:type="spellEnd"/>
+    </w:p>
+    <w:p>
+      <w:pPr>
+        <w:ind w:left="100"/>
+        <w:rPr>
+          <w:sz w:val="24"/>
+        </w:rPr>
+      </w:pPr>
+      <w:r>
+        <w:rPr>
+          <w:sz w:val="24"/>
+        </w:rPr>
+        <w:t>Angular</w:t>
+      </w:r>
+      <w:r>
+        <w:rPr>
+          <w:spacing w:val="-1"/>
+          <w:sz w:val="24"/>
+        </w:rPr>
+        <w:t xml:space="preserve"> </w:t>
+      </w:r>
+      <w:r>
+        <w:rPr>
+          <w:sz w:val="24"/>
+        </w:rPr>
+        <w:t>Developer</w:t>
+      </w:r>
+      <w:r>
+        <w:rPr>
+          <w:spacing w:val="-3"/>
+          <w:sz w:val="24"/>
+        </w:rPr>
+        <w:t xml:space="preserve"> </w:t>
+      </w:r>
+      <w:r>
+        <w:rPr>
+          <w:sz w:val="24"/>
+        </w:rPr>
+        <w:t>Enterprise</w:t>
+      </w:r>
+      <w:r>
+        <w:rPr>
+          <w:spacing w:val="-2"/>
+          <w:sz w:val="24"/>
+        </w:rPr>
+        <w:t xml:space="preserve"> </w:t>
+      </w:r>
+      <w:r>
+        <w:rPr>
+          <w:sz w:val="24"/>
+        </w:rPr>
+        <w:t>Training</w:t>
+      </w:r>
+      <w:r>
+        <w:rPr>
+          <w:spacing w:val="-4"/>
+          <w:sz w:val="24"/>
+        </w:rPr>
+        <w:t xml:space="preserve"> </w:t>
+      </w:r>
+      <w:r>
+        <w:rPr>
+          <w:sz w:val="24"/>
+        </w:rPr>
+        <w:t>–</w:t>
+      </w:r>
+      <w:r>
+        <w:rPr>
+          <w:spacing w:val="-1"/>
+          <w:sz w:val="24"/>
+        </w:rPr>
+        <w:t xml:space="preserve"> </w:t>
+      </w:r>
+      <w:r>
+        <w:rPr>
+          <w:sz w:val="24"/>
+        </w:rPr>
+        <w:t>DIO</w:t>
+      </w:r>
+    </w:p>
+    <w:p>
+      <w:pPr>
+        <w:ind w:left="100" w:right="4072"/>
+        <w:rPr>
+          <w:spacing w:val="-57"/>
+          <w:sz w:val="24"/>
+        </w:rPr>
+      </w:pPr>
+      <w:r>
+        <w:rPr>
+          <w:sz w:val="24"/>
+        </w:rPr>
+        <w:t>Complete Docker from Zero to Advanced – Udemy (Andre Iacono)</w:t>
+      </w:r>
+      <w:r>
+        <w:rPr>
+          <w:spacing w:val="-57"/>
+          <w:sz w:val="24"/>
+        </w:rPr>
+        <w:t xml:space="preserve"> </w:t>
+      </w:r>
+    </w:p>
+    <w:p>
+      <w:pPr>
+        <w:ind w:left="100" w:right="4072"/>
+        <w:rPr>
+          <w:sz w:val="24"/>
+        </w:rPr>
+      </w:pPr>
+      <w:r>
+        <w:rPr>
+          <w:sz w:val="24"/>
+        </w:rPr>
+        <w:t>React</w:t>
+      </w:r>
+      <w:r>
+        <w:rPr>
+          <w:spacing w:val="-1"/>
+          <w:sz w:val="24"/>
+        </w:rPr>
+        <w:t xml:space="preserve"> </w:t>
+      </w:r>
+      <w:r>
+        <w:rPr>
+          <w:sz w:val="24"/>
+        </w:rPr>
+        <w:t>Native Training</w:t>
+      </w:r>
+      <w:r>
+        <w:rPr>
+          <w:spacing w:val="-2"/>
+          <w:sz w:val="24"/>
+        </w:rPr>
+        <w:t xml:space="preserve"> </w:t>
+      </w:r>
+      <w:r>
+        <w:rPr>
+          <w:sz w:val="24"/>
+        </w:rPr>
+        <w:t>–</w:t>
+      </w:r>
+      <w:r>
+        <w:rPr>
+          <w:spacing w:val="2"/>
+          <w:sz w:val="24"/>
+        </w:rPr>
+        <w:t xml:space="preserve"> </w:t>
+      </w:r>
+      <w:r>
+        <w:rPr>
+          <w:sz w:val="24"/>
+        </w:rPr>
+        <w:t>Alura</w:t>
+      </w:r>
+    </w:p>
+    <w:p>
+      <w:pPr>
+        <w:ind w:left="100" w:right="6216"/>
+        <w:rPr>
+          <w:spacing w:val="-57"/>
+          <w:sz w:val="24"/>
+        </w:rPr>
+      </w:pPr>
+      <w:r>
+        <w:rPr>
+          <w:sz w:val="24"/>
+        </w:rPr>
+        <w:t>ASP.NET Core REST APIs Training – Alura</w:t>
+      </w:r>
+      <w:r>
+        <w:rPr>
+          <w:spacing w:val="-57"/>
+          <w:sz w:val="24"/>
+        </w:rPr>
+        <w:t xml:space="preserve"> </w:t>
+      </w:r>
+    </w:p>
+    <w:p>
+      <w:pPr>
+        <w:ind w:left="100" w:right="6216"/>
+        <w:rPr>
+          <w:spacing w:val="1"/>
+          <w:sz w:val="24"/>
+        </w:rPr>
+      </w:pPr>
+      <w:r>
+        <w:rPr>
+          <w:sz w:val="24"/>
+        </w:rPr>
+        <w:t>C# and Object Orientation Training – Alura</w:t>
+      </w:r>
+      <w:r>
+        <w:rPr>
+          <w:spacing w:val="1"/>
+          <w:sz w:val="24"/>
+        </w:rPr>
+        <w:t xml:space="preserve"> </w:t>
+      </w:r>
+    </w:p>
+    <w:p>
+      <w:pPr>
+        <w:ind w:left="100" w:right="6216"/>
+        <w:rPr>
+          <w:spacing w:val="1"/>
+          <w:sz w:val="24"/>
+        </w:rPr>
+      </w:pPr>
+      <w:r>
+        <w:rPr>
+          <w:sz w:val="24"/>
+        </w:rPr>
+        <w:t>Node.js: Unit and Integration Tests – Alura</w:t>
+      </w:r>
+      <w:r>
+        <w:rPr>
+          <w:spacing w:val="1"/>
+          <w:sz w:val="24"/>
+        </w:rPr>
+        <w:t xml:space="preserve"> </w:t>
+      </w:r>
+    </w:p>
+    <w:p>
+      <w:pPr>
+        <w:ind w:left="100" w:right="6216"/>
+        <w:rPr>
+          <w:sz w:val="24"/>
+        </w:rPr>
+      </w:pPr>
+      <w:r>
+        <w:rPr>
+          <w:sz w:val="24"/>
+        </w:rPr>
+        <w:t>React:</w:t>
+      </w:r>
+      <w:r>
+        <w:rPr>
+          <w:spacing w:val="-1"/>
+          <w:sz w:val="24"/>
+        </w:rPr>
+        <w:t xml:space="preserve"> </w:t>
+      </w:r>
+      <w:r>
+        <w:rPr>
+          <w:sz w:val="24"/>
+        </w:rPr>
+        <w:t>Writing</w:t>
+      </w:r>
+      <w:r>
+        <w:rPr>
+          <w:spacing w:val="-2"/>
+          <w:sz w:val="24"/>
+        </w:rPr>
+        <w:t xml:space="preserve"> </w:t>
+      </w:r>
+      <w:r>
+        <w:rPr>
+          <w:sz w:val="24"/>
+        </w:rPr>
+        <w:t>with</w:t>
+      </w:r>
+      <w:r>
+        <w:rPr>
+          <w:spacing w:val="-1"/>
+          <w:sz w:val="24"/>
+        </w:rPr>
+        <w:t xml:space="preserve"> </w:t>
+      </w:r>
+      <w:r>
+        <w:rPr>
+          <w:sz w:val="24"/>
+        </w:rPr>
+        <w:t>Typescript</w:t>
+      </w:r>
+      <w:r>
+        <w:rPr>
+          <w:spacing w:val="2"/>
+          <w:sz w:val="24"/>
+        </w:rPr>
+        <w:t xml:space="preserve"> </w:t>
+      </w:r>
+      <w:r>
+        <w:rPr>
+          <w:sz w:val="24"/>
+        </w:rPr>
+        <w:t>– Alura</w:t>
+      </w:r>
+    </w:p>
+    <w:p>
+      <w:pPr>
+        <w:spacing w:before="3"/>
+        <w:ind w:left="100" w:right="5898"/>
+        <w:rPr>
+          <w:spacing w:val="-57"/>
+          <w:sz w:val="24"/>
+        </w:rPr>
+      </w:pPr>
+      <w:r>
+        <w:rPr>
+          <w:sz w:val="24"/>
+        </w:rPr>
+        <w:t xml:space="preserve">Front-End Engineer Carrer Path – </w:t>
+      </w:r>
+      <w:proofErr w:type="spellStart"/>
+      <w:r>
+        <w:rPr>
+          <w:sz w:val="24"/>
+        </w:rPr>
+        <w:t>Codeacademy</w:t>
+      </w:r>
+      <w:proofErr w:type="spellEnd"/>
+      <w:r>
+        <w:rPr>
+          <w:spacing w:val="-57"/>
+          <w:sz w:val="24"/>
+        </w:rPr>
+        <w:t xml:space="preserve"> </w:t>
+      </w:r>
+    </w:p>
+    <w:p>
+      <w:pPr>
+        <w:spacing w:before="3"/>
+        <w:ind w:left="100" w:right="5898"/>
+        <w:rPr>
+          <w:sz w:val="24"/>
+        </w:rPr>
+      </w:pPr>
+      <w:r>
+        <w:rPr>
+          <w:sz w:val="24"/>
+        </w:rPr>
+        <w:t>Advanced</w:t>
+      </w:r>
+      <w:r>
+        <w:rPr>
+          <w:spacing w:val="-1"/>
+          <w:sz w:val="24"/>
+        </w:rPr>
+        <w:t xml:space="preserve"> </w:t>
+      </w:r>
+      <w:r>
+        <w:rPr>
+          <w:sz w:val="24"/>
+        </w:rPr>
+        <w:t>React Course</w:t>
+      </w:r>
+      <w:r>
+        <w:rPr>
+          <w:spacing w:val="1"/>
+          <w:sz w:val="24"/>
+        </w:rPr>
+        <w:t xml:space="preserve"> </w:t>
+      </w:r>
+      <w:r>
+        <w:rPr>
+          <w:sz w:val="24"/>
+        </w:rPr>
+        <w:t xml:space="preserve">– </w:t>
+      </w:r>
+      <w:proofErr w:type="spellStart"/>
+      <w:r>
+        <w:rPr>
+          <w:sz w:val="24"/>
+        </w:rPr>
+        <w:t>Codeacademy</w:t>
+      </w:r>
+      <w:proofErr w:type="spellEnd"/>
+    </w:p>
+    <w:p>
+      <w:pPr>
+        <w:ind w:left="100" w:right="7564"/>
+        <w:rPr>
+          <w:spacing w:val="1"/>
+          <w:sz w:val="24"/>
+        </w:rPr>
+      </w:pPr>
+      <w:r>
+        <w:rPr>
+          <w:sz w:val="24"/>
+        </w:rPr>
+        <w:t xml:space="preserve">C# Course – </w:t>
+      </w:r>
+      <w:proofErr w:type="spellStart"/>
+      <w:r>
+        <w:rPr>
+          <w:sz w:val="24"/>
+        </w:rPr>
+        <w:t>Codeacademy</w:t>
+      </w:r>
+      <w:proofErr w:type="spellEnd"/>
+      <w:r>
+        <w:rPr>
+          <w:spacing w:val="1"/>
+          <w:sz w:val="24"/>
+        </w:rPr>
+        <w:t xml:space="preserve"> </w:t>
+      </w:r>
+    </w:p>
+    <w:p>
+      <w:pPr>
+        <w:ind w:left="100" w:right="7564"/>
+        <w:rPr>
+          <w:sz w:val="24"/>
+        </w:rPr>
+      </w:pPr>
+      <w:r>
+        <w:rPr>
+          <w:sz w:val="24"/>
+        </w:rPr>
+        <w:t>Java</w:t>
+      </w:r>
+      <w:r>
+        <w:rPr>
+          <w:spacing w:val="-5"/>
+          <w:sz w:val="24"/>
+        </w:rPr>
+        <w:t xml:space="preserve"> </w:t>
+      </w:r>
+      <w:r>
+        <w:rPr>
+          <w:sz w:val="24"/>
+        </w:rPr>
+        <w:t>Course</w:t>
+      </w:r>
+      <w:r>
+        <w:rPr>
+          <w:spacing w:val="-5"/>
+          <w:sz w:val="24"/>
+        </w:rPr>
+        <w:t xml:space="preserve"> </w:t>
+      </w:r>
+      <w:r>
+        <w:rPr>
+          <w:sz w:val="24"/>
+        </w:rPr>
+        <w:t>–</w:t>
+      </w:r>
+      <w:r>
+        <w:rPr>
+          <w:spacing w:val="-5"/>
+          <w:sz w:val="24"/>
+        </w:rPr>
+        <w:t xml:space="preserve"> </w:t>
+      </w:r>
+      <w:proofErr w:type="spellStart"/>
+      <w:r>
+        <w:rPr>
+          <w:sz w:val="24"/>
+        </w:rPr>
+        <w:t>Codeacademy</w:t>
+      </w:r>
+      <w:proofErr w:type="spellEnd"/>
+    </w:p>
+    <w:p>
+      <w:pPr>
+        <w:spacing w:before="7" w:line="237" w:lineRule="auto"/>
+        <w:ind w:left="100" w:right="3645"/>
+        <w:rPr>
+          <w:spacing w:val="-57"/>
+          <w:sz w:val="24"/>
+        </w:rPr>
+      </w:pPr>
+      <w:r>
+        <w:rPr>
+          <w:sz w:val="24"/>
+        </w:rPr>
+        <w:t xml:space="preserve">Java e </w:t>
+      </w:r>
+      <w:proofErr w:type="spellStart"/>
+      <w:proofErr w:type="gramStart"/>
+      <w:r>
+        <w:rPr>
+          <w:sz w:val="24"/>
+        </w:rPr>
+        <w:t>java.util</w:t>
+      </w:r>
+      <w:proofErr w:type="spellEnd"/>
+      <w:proofErr w:type="gramEnd"/>
+      <w:r>
+        <w:rPr>
+          <w:sz w:val="24"/>
+        </w:rPr>
+        <w:t>: Collections, Wrappers and Lambda expressions – Alura</w:t>
+      </w:r>
+      <w:r>
+        <w:rPr>
+          <w:spacing w:val="-57"/>
+          <w:sz w:val="24"/>
+        </w:rPr>
+        <w:t xml:space="preserve"> </w:t>
+      </w:r>
+    </w:p>
+    <w:p>
+      <w:pPr>
+        <w:spacing w:before="7" w:line="237" w:lineRule="auto"/>
+        <w:ind w:left="100" w:right="3645"/>
+        <w:rPr>
+          <w:sz w:val="24"/>
+        </w:rPr>
+      </w:pPr>
+      <w:r>
+        <w:rPr>
+          <w:sz w:val="24"/>
+        </w:rPr>
+        <w:t>Gama</w:t>
+      </w:r>
+      <w:r>
+        <w:rPr>
+          <w:spacing w:val="-1"/>
+          <w:sz w:val="24"/>
+        </w:rPr>
+        <w:t xml:space="preserve"> </w:t>
+      </w:r>
+      <w:r>
+        <w:rPr>
+          <w:sz w:val="24"/>
+        </w:rPr>
+        <w:t>Experience</w:t>
+      </w:r>
+      <w:r>
+        <w:rPr>
+          <w:spacing w:val="-1"/>
+          <w:sz w:val="24"/>
+        </w:rPr>
+        <w:t xml:space="preserve"> </w:t>
+      </w:r>
+      <w:r>
+        <w:rPr>
+          <w:sz w:val="24"/>
+        </w:rPr>
+        <w:t>#43</w:t>
+      </w:r>
+      <w:r>
+        <w:rPr>
+          <w:spacing w:val="1"/>
+          <w:sz w:val="24"/>
+        </w:rPr>
+        <w:t xml:space="preserve"> </w:t>
+      </w:r>
+      <w:r>
+        <w:rPr>
+          <w:sz w:val="24"/>
+        </w:rPr>
+        <w:t>–</w:t>
+      </w:r>
+      <w:r>
+        <w:rPr>
+          <w:spacing w:val="2"/>
+          <w:sz w:val="24"/>
+        </w:rPr>
+        <w:t xml:space="preserve"> </w:t>
+      </w:r>
+      <w:r>
+        <w:rPr>
+          <w:sz w:val="24"/>
+        </w:rPr>
+        <w:t>Gama Academy</w:t>
+      </w:r>
+    </w:p>
+    <w:p>
+      <w:pPr>
+        <w:spacing w:before="1"/>
+        <w:ind w:left="100" w:right="5598"/>
+        <w:rPr>
+          <w:spacing w:val="-57"/>
+          <w:sz w:val="24"/>
+        </w:rPr>
+      </w:pPr>
+      <w:r>
+        <w:rPr>
+          <w:sz w:val="24"/>
+        </w:rPr>
+        <w:t>Java OO: Understanding Object Orientation - Alura</w:t>
+      </w:r>
+      <w:r>
+        <w:rPr>
+          <w:spacing w:val="-57"/>
+          <w:sz w:val="24"/>
+        </w:rPr>
+        <w:t xml:space="preserve"> </w:t>
+      </w:r>
+    </w:p>
+    <w:p>
+      <w:pPr>
+        <w:spacing w:before="1"/>
+        <w:ind w:left="100" w:right="5598"/>
+        <w:rPr>
+          <w:sz w:val="24"/>
+        </w:rPr>
+      </w:pPr>
+      <w:r>
+        <w:rPr>
+          <w:sz w:val="24"/>
+        </w:rPr>
+        <w:t>C</w:t>
+      </w:r>
+      <w:r>
+        <w:rPr>
+          <w:spacing w:val="-1"/>
+          <w:sz w:val="24"/>
+        </w:rPr>
+        <w:t xml:space="preserve"> </w:t>
+      </w:r>
+      <w:r>
+        <w:rPr>
+          <w:sz w:val="24"/>
+        </w:rPr>
+        <w:t>Course</w:t>
+      </w:r>
+      <w:r>
+        <w:rPr>
+          <w:spacing w:val="-1"/>
+          <w:sz w:val="24"/>
+        </w:rPr>
+        <w:t xml:space="preserve"> </w:t>
+      </w:r>
+      <w:r>
+        <w:rPr>
+          <w:sz w:val="24"/>
+        </w:rPr>
+        <w:t xml:space="preserve">– </w:t>
+      </w:r>
+      <w:proofErr w:type="spellStart"/>
+      <w:r>
+        <w:rPr>
+          <w:sz w:val="24"/>
+        </w:rPr>
+        <w:t>Codeacademy</w:t>
+      </w:r>
+      <w:proofErr w:type="spellEnd"/>
+    </w:p>
+    <w:p>
+      <w:pPr>
+        <w:ind w:left="100" w:right="5405"/>
+        <w:rPr>
+          <w:spacing w:val="1"/>
+          <w:sz w:val="24"/>
+        </w:rPr>
+      </w:pPr>
+      <w:r>
+        <w:rPr>
+          <w:sz w:val="24"/>
+        </w:rPr>
+        <w:t xml:space="preserve">Intro to Cloud Computing Course – </w:t>
+      </w:r>
+      <w:proofErr w:type="spellStart"/>
+      <w:r>
+        <w:rPr>
+          <w:sz w:val="24"/>
+        </w:rPr>
+        <w:t>Codeacademy</w:t>
+      </w:r>
+      <w:proofErr w:type="spellEnd"/>
+      <w:r>
+        <w:rPr>
+          <w:spacing w:val="1"/>
+          <w:sz w:val="24"/>
+        </w:rPr>
+        <w:t xml:space="preserve"> </w:t>
+      </w:r>
+    </w:p>
+    <w:p>
+      <w:pPr>
+        <w:ind w:left="100" w:right="5405"/>
+        <w:rPr>
+          <w:spacing w:val="-57"/>
+          <w:sz w:val="24"/>
+        </w:rPr>
+      </w:pPr>
+      <w:r>
+        <w:rPr>
+          <w:sz w:val="24"/>
+        </w:rPr>
+        <w:t xml:space="preserve">Introduction to Cybersecurity Course – </w:t>
+      </w:r>
+      <w:proofErr w:type="spellStart"/>
+      <w:r>
+        <w:rPr>
+          <w:sz w:val="24"/>
+        </w:rPr>
+        <w:t>Codeacademy</w:t>
+      </w:r>
+      <w:proofErr w:type="spellEnd"/>
+      <w:r>
+        <w:rPr>
+          <w:spacing w:val="-57"/>
+          <w:sz w:val="24"/>
+        </w:rPr>
+        <w:t xml:space="preserve"> </w:t>
+      </w:r>
+    </w:p>
+    <w:p>
+      <w:pPr>
+        <w:ind w:left="100" w:right="5405"/>
+        <w:rPr>
+          <w:spacing w:val="1"/>
+          <w:sz w:val="24"/>
+        </w:rPr>
+      </w:pPr>
+      <w:r>
+        <w:rPr>
+          <w:sz w:val="24"/>
+        </w:rPr>
+        <w:t>Certificate</w:t>
+      </w:r>
+      <w:r>
+        <w:rPr>
+          <w:spacing w:val="5"/>
+          <w:sz w:val="24"/>
+        </w:rPr>
+        <w:t xml:space="preserve"> </w:t>
+      </w:r>
+      <w:r>
+        <w:rPr>
+          <w:sz w:val="24"/>
+        </w:rPr>
+        <w:t>of</w:t>
+      </w:r>
+      <w:r>
+        <w:rPr>
+          <w:spacing w:val="6"/>
+          <w:sz w:val="24"/>
+        </w:rPr>
+        <w:t xml:space="preserve"> </w:t>
+      </w:r>
+      <w:r>
+        <w:rPr>
+          <w:sz w:val="24"/>
+        </w:rPr>
+        <w:t>Authority:</w:t>
+      </w:r>
+      <w:r>
+        <w:rPr>
+          <w:spacing w:val="8"/>
+          <w:sz w:val="24"/>
+        </w:rPr>
+        <w:t xml:space="preserve"> </w:t>
+      </w:r>
+      <w:r>
+        <w:rPr>
+          <w:sz w:val="24"/>
+        </w:rPr>
+        <w:t>PHP</w:t>
+      </w:r>
+      <w:r>
+        <w:rPr>
+          <w:spacing w:val="8"/>
+          <w:sz w:val="24"/>
+        </w:rPr>
+        <w:t xml:space="preserve"> </w:t>
+      </w:r>
+      <w:r>
+        <w:rPr>
+          <w:sz w:val="24"/>
+        </w:rPr>
+        <w:t>-</w:t>
+      </w:r>
+      <w:r>
+        <w:rPr>
+          <w:spacing w:val="5"/>
+          <w:sz w:val="24"/>
+        </w:rPr>
+        <w:t xml:space="preserve"> </w:t>
+      </w:r>
+      <w:proofErr w:type="spellStart"/>
+      <w:r>
+        <w:rPr>
+          <w:sz w:val="24"/>
+        </w:rPr>
+        <w:t>DevMedia</w:t>
+      </w:r>
+      <w:proofErr w:type="spellEnd"/>
+      <w:r>
+        <w:rPr>
+          <w:spacing w:val="1"/>
+          <w:sz w:val="24"/>
+        </w:rPr>
+        <w:t xml:space="preserve"> </w:t>
+      </w:r>
+    </w:p>
+    <w:p>
+      <w:pPr>
+        <w:ind w:left="100" w:right="5405"/>
+        <w:rPr>
+          <w:sz w:val="24"/>
+        </w:rPr>
+      </w:pPr>
+      <w:r>
+        <w:rPr>
+          <w:sz w:val="24"/>
+        </w:rPr>
+        <w:t>Advanced</w:t>
+      </w:r>
+      <w:r>
+        <w:rPr>
+          <w:spacing w:val="-1"/>
+          <w:sz w:val="24"/>
+        </w:rPr>
+        <w:t xml:space="preserve"> </w:t>
+      </w:r>
+      <w:r>
+        <w:rPr>
+          <w:sz w:val="24"/>
+        </w:rPr>
+        <w:t>English – Wizard</w:t>
+      </w:r>
+    </w:p>
+    <w:p>
+      <w:pPr>
+        <w:spacing w:before="6"/>
+        <w:ind w:left="100"/>
+        <w:rPr>
+          <w:sz w:val="24"/>
+        </w:rPr>
+      </w:pPr>
+      <w:r>
+        <w:rPr>
+          <w:sz w:val="24"/>
+        </w:rPr>
+        <w:t>Intermediate</w:t>
+      </w:r>
+      <w:r>
+        <w:rPr>
+          <w:spacing w:val="-3"/>
+          <w:sz w:val="24"/>
+        </w:rPr>
+        <w:t xml:space="preserve"> </w:t>
+      </w:r>
+      <w:r>
+        <w:rPr>
+          <w:sz w:val="24"/>
+        </w:rPr>
+        <w:t>French–</w:t>
+      </w:r>
+      <w:r>
+        <w:rPr>
+          <w:spacing w:val="-2"/>
+          <w:sz w:val="24"/>
+        </w:rPr>
+        <w:t xml:space="preserve"> </w:t>
+      </w:r>
+      <w:r>
+        <w:rPr>
+          <w:sz w:val="24"/>
+        </w:rPr>
+        <w:t>Wizard</w:t>
+      </w:r>
+    </w:p>
+    <w:p>
+      <w:pPr>
+        <w:spacing w:before="2" w:line="237" w:lineRule="auto"/>
+        <w:ind w:left="100" w:right="6150"/>
+        <w:rPr>
+          <w:sz w:val="24"/>
+        </w:rPr>
+      </w:pPr>
+      <w:r>
+        <w:rPr>
+          <w:sz w:val="24"/>
+        </w:rPr>
+        <w:t>Basic Mandarin – Confucius Institute UNESP</w:t>
+      </w:r>
+    </w:p>
+    <w:p>
+      <w:pPr>
+        <w:spacing w:before="2" w:line="237" w:lineRule="auto"/>
+        <w:ind w:left="100" w:right="6150"/>
+        <w:rPr>
+          <w:sz w:val="24"/>
+        </w:rPr>
+      </w:pPr>
+      <w:r>
+        <w:rPr>
+          <w:spacing w:val="-57"/>
+          <w:sz w:val="24"/>
+        </w:rPr>
+        <w:t xml:space="preserve"> </w:t>
+      </w:r>
+      <w:r>
+        <w:rPr>
+          <w:sz w:val="24"/>
+        </w:rPr>
+        <w:t>Basic</w:t>
+      </w:r>
+      <w:r>
+        <w:rPr>
+          <w:spacing w:val="-2"/>
+          <w:sz w:val="24"/>
+        </w:rPr>
+        <w:t xml:space="preserve"> </w:t>
+      </w:r>
+      <w:r>
+        <w:rPr>
+          <w:sz w:val="24"/>
+        </w:rPr>
+        <w:t>German</w:t>
+      </w:r>
+      <w:r>
+        <w:rPr>
+          <w:spacing w:val="-1"/>
+          <w:sz w:val="24"/>
+        </w:rPr>
+        <w:t xml:space="preserve"> </w:t>
+      </w:r>
+      <w:r>
+        <w:rPr>
+          <w:sz w:val="24"/>
+        </w:rPr>
+        <w:t>–</w:t>
+      </w:r>
+      <w:r>
+        <w:rPr>
+          <w:spacing w:val="-1"/>
+          <w:sz w:val="24"/>
+        </w:rPr>
+        <w:t xml:space="preserve"> </w:t>
+      </w:r>
+      <w:r>
+        <w:rPr>
+          <w:sz w:val="24"/>
+        </w:rPr>
+        <w:t>Stephanie Lich</w:t>
+      </w:r>
+      <w:r>
+        <w:rPr>
+          <w:spacing w:val="3"/>
+          <w:sz w:val="24"/>
+        </w:rPr>
+        <w:t xml:space="preserve"> </w:t>
+      </w:r>
+      <w:r>
+        <w:rPr>
+          <w:sz w:val="24"/>
+        </w:rPr>
+        <w:t>Institute</w:t>
+      </w:r>
+    </w:p>
+    <w:p>
+      <w:pPr>
         <w:pStyle w:val="Corpodetexto"/>
         <w:spacing w:line="276" w:lineRule="auto"/>
-        <w:ind w:right="5"/>
+        <w:ind w:left="100" w:right="5" w:firstLine="720"/>
         <w:sectPr>
           <w:headerReference w:type="default" r:id="rId9"/>
           <w:type w:val="continuous"/>
@@ -1157,1383 +2290,10 @@
     </w:p>
     <w:p>
       <w:pPr>
-        <w:pStyle w:val="Ttulo2"/>
-        <w:jc w:val="center"/>
-      </w:pPr>
-      <w:r>
-        <w:t>INTELLIGENCE</w:t>
-      </w:r>
-      <w:r>
-        <w:rPr>
-          <w:spacing w:val="-1"/>
-        </w:rPr>
-        <w:t xml:space="preserve"> </w:t>
-      </w:r>
-      <w:r>
-        <w:t>KAPITAL – 03/2022</w:t>
-      </w:r>
-      <w:r>
-        <w:rPr>
-          <w:spacing w:val="-1"/>
-        </w:rPr>
-        <w:t xml:space="preserve"> </w:t>
-      </w:r>
-      <w:r>
-        <w:t>–</w:t>
-      </w:r>
-      <w:r>
-        <w:rPr>
-          <w:spacing w:val="-1"/>
-        </w:rPr>
-        <w:t xml:space="preserve"> </w:t>
-      </w:r>
-      <w:r>
-        <w:t>11/2022</w:t>
-      </w:r>
-    </w:p>
-    <w:p>
-      <w:pPr>
-        <w:spacing w:line="275" w:lineRule="exact"/>
-        <w:ind w:left="100"/>
-        <w:rPr>
-          <w:b/>
-          <w:sz w:val="24"/>
-        </w:rPr>
-      </w:pPr>
-      <w:r>
-        <w:rPr>
-          <w:b/>
-          <w:sz w:val="24"/>
-        </w:rPr>
-        <w:t>Junior</w:t>
-      </w:r>
-      <w:r>
-        <w:rPr>
-          <w:b/>
-          <w:spacing w:val="-2"/>
-          <w:sz w:val="24"/>
-        </w:rPr>
-        <w:t xml:space="preserve"> </w:t>
-      </w:r>
-      <w:r>
-        <w:rPr>
-          <w:b/>
-          <w:sz w:val="24"/>
-        </w:rPr>
-        <w:t>Developer</w:t>
-      </w:r>
-    </w:p>
-    <w:p>
-      <w:pPr>
         <w:pStyle w:val="Corpodetexto"/>
         <w:spacing w:line="276" w:lineRule="auto"/>
-        <w:ind w:left="100" w:right="200" w:firstLine="720"/>
-      </w:pPr>
-      <w:r>
-        <w:t>Updating,</w:t>
-      </w:r>
-      <w:r>
-        <w:rPr>
-          <w:spacing w:val="-2"/>
-        </w:rPr>
-        <w:t xml:space="preserve"> </w:t>
-      </w:r>
-      <w:r>
-        <w:t>creating</w:t>
-      </w:r>
-      <w:r>
-        <w:rPr>
-          <w:spacing w:val="-4"/>
-        </w:rPr>
-        <w:t xml:space="preserve"> </w:t>
-      </w:r>
-      <w:r>
-        <w:t>new</w:t>
-      </w:r>
-      <w:r>
-        <w:rPr>
-          <w:spacing w:val="-2"/>
-        </w:rPr>
-        <w:t xml:space="preserve"> </w:t>
-      </w:r>
-      <w:r>
-        <w:t>features,</w:t>
-      </w:r>
-      <w:r>
-        <w:rPr>
-          <w:spacing w:val="-4"/>
-        </w:rPr>
-        <w:t xml:space="preserve"> </w:t>
-      </w:r>
-      <w:r>
-        <w:t>and</w:t>
-      </w:r>
-      <w:r>
-        <w:rPr>
-          <w:spacing w:val="-4"/>
-        </w:rPr>
-        <w:t xml:space="preserve"> </w:t>
-      </w:r>
-      <w:r>
-        <w:t>internationalizing</w:t>
-      </w:r>
-      <w:r>
-        <w:rPr>
-          <w:spacing w:val="-6"/>
-        </w:rPr>
-        <w:t xml:space="preserve"> </w:t>
-      </w:r>
-      <w:r>
-        <w:t>the</w:t>
-      </w:r>
-      <w:r>
-        <w:rPr>
-          <w:spacing w:val="-2"/>
-        </w:rPr>
-        <w:t xml:space="preserve"> </w:t>
-      </w:r>
-      <w:r>
-        <w:t>main</w:t>
-      </w:r>
-      <w:r>
-        <w:rPr>
-          <w:spacing w:val="-1"/>
-        </w:rPr>
-        <w:t xml:space="preserve"> </w:t>
-      </w:r>
-      <w:r>
-        <w:t>product</w:t>
-      </w:r>
-      <w:r>
-        <w:rPr>
-          <w:spacing w:val="-1"/>
-        </w:rPr>
-        <w:t xml:space="preserve"> </w:t>
-      </w:r>
-      <w:r>
-        <w:t>of</w:t>
-      </w:r>
-      <w:r>
-        <w:rPr>
-          <w:spacing w:val="-1"/>
-        </w:rPr>
-        <w:t xml:space="preserve"> </w:t>
-      </w:r>
-      <w:r>
-        <w:t>Intelligence</w:t>
-      </w:r>
-      <w:r>
-        <w:rPr>
-          <w:spacing w:val="-3"/>
-        </w:rPr>
-        <w:t xml:space="preserve"> </w:t>
-      </w:r>
-      <w:r>
-        <w:t>Kapital</w:t>
-      </w:r>
-      <w:r>
-        <w:rPr>
-          <w:spacing w:val="-4"/>
-        </w:rPr>
-        <w:t xml:space="preserve"> </w:t>
-      </w:r>
-      <w:r>
-        <w:t>for</w:t>
-      </w:r>
-      <w:r>
-        <w:rPr>
-          <w:spacing w:val="-1"/>
-        </w:rPr>
-        <w:t xml:space="preserve"> </w:t>
-      </w:r>
-      <w:r>
-        <w:t>Denmark</w:t>
-      </w:r>
-      <w:r>
-        <w:rPr>
-          <w:spacing w:val="-52"/>
-        </w:rPr>
-        <w:t xml:space="preserve"> </w:t>
-      </w:r>
-      <w:r>
-        <w:t>and Portugal using micro-services in</w:t>
-      </w:r>
-      <w:r>
-        <w:t xml:space="preserve"> </w:t>
-      </w:r>
-      <w:r>
-        <w:t>.NET Core (Entity Framework) and front-end in React. Carrying out</w:t>
-      </w:r>
-      <w:r>
-        <w:rPr>
-          <w:spacing w:val="1"/>
-        </w:rPr>
-        <w:t xml:space="preserve"> </w:t>
-      </w:r>
-      <w:r>
-        <w:t>maintenance,</w:t>
-      </w:r>
-      <w:r>
-        <w:rPr>
-          <w:spacing w:val="-1"/>
-        </w:rPr>
-        <w:t xml:space="preserve"> </w:t>
-      </w:r>
-      <w:r>
-        <w:t>prioritizing</w:t>
-      </w:r>
-      <w:r>
-        <w:rPr>
-          <w:spacing w:val="-4"/>
-        </w:rPr>
-        <w:t xml:space="preserve"> </w:t>
-      </w:r>
-      <w:r>
-        <w:t>calls,</w:t>
-      </w:r>
-      <w:r>
-        <w:rPr>
-          <w:spacing w:val="-1"/>
-        </w:rPr>
-        <w:t xml:space="preserve"> </w:t>
-      </w:r>
-      <w:r>
-        <w:t>improving</w:t>
-      </w:r>
-      <w:r>
-        <w:rPr>
-          <w:spacing w:val="-3"/>
-        </w:rPr>
-        <w:t xml:space="preserve"> </w:t>
-      </w:r>
-      <w:r>
-        <w:t>processes</w:t>
-      </w:r>
-      <w:r>
-        <w:rPr>
-          <w:spacing w:val="-1"/>
-        </w:rPr>
-        <w:t xml:space="preserve"> </w:t>
-      </w:r>
-      <w:r>
-        <w:t>and</w:t>
-      </w:r>
-      <w:r>
-        <w:rPr>
-          <w:spacing w:val="-1"/>
-        </w:rPr>
-        <w:t xml:space="preserve"> </w:t>
-      </w:r>
-      <w:r>
-        <w:t>documentation, and</w:t>
-      </w:r>
-      <w:r>
-        <w:rPr>
-          <w:spacing w:val="-3"/>
-        </w:rPr>
-        <w:t xml:space="preserve"> </w:t>
-      </w:r>
-      <w:r>
-        <w:t>integrating</w:t>
-      </w:r>
-      <w:r>
-        <w:rPr>
-          <w:spacing w:val="-4"/>
-        </w:rPr>
-        <w:t xml:space="preserve"> </w:t>
-      </w:r>
-      <w:r>
-        <w:t>with</w:t>
-      </w:r>
-      <w:r>
-        <w:rPr>
-          <w:spacing w:val="-3"/>
-        </w:rPr>
-        <w:t xml:space="preserve"> </w:t>
-      </w:r>
-      <w:r>
-        <w:t>other</w:t>
-      </w:r>
-      <w:r>
-        <w:rPr>
-          <w:spacing w:val="-3"/>
-        </w:rPr>
-        <w:t xml:space="preserve"> </w:t>
-      </w:r>
-      <w:r>
-        <w:t>teams.</w:t>
-      </w:r>
-    </w:p>
-    <w:p>
-      <w:pPr>
-        <w:pStyle w:val="Corpodetexto"/>
-        <w:spacing w:line="276" w:lineRule="auto"/>
-        <w:ind w:left="100" w:right="200" w:firstLine="720"/>
-      </w:pPr>
-    </w:p>
-    <w:p>
-      <w:pPr>
-        <w:pStyle w:val="Ttulo1"/>
-      </w:pPr>
-      <w:r>
-        <w:t>CERTIFICATIONS</w:t>
-      </w:r>
-    </w:p>
-    <w:p>
-      <w:pPr>
-        <w:spacing w:before="2"/>
-        <w:ind w:left="100"/>
-        <w:rPr>
-          <w:rFonts w:ascii="Segoe UI"/>
-          <w:sz w:val="21"/>
-        </w:rPr>
-      </w:pPr>
-      <w:r>
-        <w:rPr>
-          <w:rFonts w:ascii="Segoe UI"/>
-          <w:sz w:val="21"/>
-        </w:rPr>
-        <w:t>Microsoft</w:t>
-      </w:r>
-      <w:r>
-        <w:rPr>
-          <w:rFonts w:ascii="Segoe UI"/>
-          <w:spacing w:val="-3"/>
-          <w:sz w:val="21"/>
-        </w:rPr>
-        <w:t xml:space="preserve"> </w:t>
-      </w:r>
-      <w:r>
-        <w:rPr>
-          <w:rFonts w:ascii="Segoe UI"/>
-          <w:sz w:val="21"/>
-        </w:rPr>
-        <w:t>Certified:</w:t>
-      </w:r>
-      <w:r>
-        <w:rPr>
-          <w:rFonts w:ascii="Segoe UI"/>
-          <w:spacing w:val="-3"/>
-          <w:sz w:val="21"/>
-        </w:rPr>
-        <w:t xml:space="preserve"> </w:t>
-      </w:r>
-      <w:r>
-        <w:rPr>
-          <w:rFonts w:ascii="Segoe UI"/>
-          <w:sz w:val="21"/>
-        </w:rPr>
-        <w:t>Azure</w:t>
-      </w:r>
-      <w:r>
-        <w:rPr>
-          <w:rFonts w:ascii="Segoe UI"/>
-          <w:spacing w:val="-5"/>
-          <w:sz w:val="21"/>
-        </w:rPr>
-        <w:t xml:space="preserve"> </w:t>
-      </w:r>
-      <w:r>
-        <w:rPr>
-          <w:rFonts w:ascii="Segoe UI"/>
-          <w:sz w:val="21"/>
-        </w:rPr>
-        <w:t>Fundamentals</w:t>
-      </w:r>
-    </w:p>
-    <w:p>
-      <w:pPr>
-        <w:spacing w:before="2"/>
-        <w:rPr>
-          <w:rFonts w:ascii="Segoe UI"/>
-          <w:sz w:val="21"/>
-        </w:rPr>
-      </w:pPr>
-    </w:p>
-    <w:p>
-      <w:pPr>
-        <w:pStyle w:val="Ttulo1"/>
-        <w:spacing w:before="1"/>
-      </w:pPr>
-      <w:r>
-        <w:t>ENHANCEMENT</w:t>
-      </w:r>
-      <w:r>
-        <w:rPr>
-          <w:spacing w:val="-1"/>
-        </w:rPr>
-        <w:t xml:space="preserve"> </w:t>
-      </w:r>
-      <w:r>
-        <w:t>ACTIVITIES</w:t>
-      </w:r>
-    </w:p>
-    <w:p>
-      <w:pPr>
-        <w:ind w:left="100" w:right="3978"/>
-        <w:rPr>
-          <w:spacing w:val="1"/>
-          <w:sz w:val="24"/>
-        </w:rPr>
-      </w:pPr>
-      <w:r>
-        <w:rPr>
-          <w:sz w:val="24"/>
-        </w:rPr>
-        <w:t>Microservices Architecture with .NET – Udemy (Leandro Costa)</w:t>
-      </w:r>
-      <w:r>
-        <w:rPr>
-          <w:spacing w:val="1"/>
-          <w:sz w:val="24"/>
-        </w:rPr>
-        <w:t xml:space="preserve"> </w:t>
-      </w:r>
-    </w:p>
-    <w:p>
-      <w:pPr>
-        <w:ind w:left="100" w:right="3978"/>
-        <w:rPr>
-          <w:spacing w:val="1"/>
-          <w:sz w:val="24"/>
-        </w:rPr>
-      </w:pPr>
-      <w:r>
-        <w:rPr>
-          <w:spacing w:val="1"/>
-          <w:sz w:val="24"/>
-        </w:rPr>
-        <w:t>Docker: Mastering Container Creation and Management – Udemy (Argus Academy)</w:t>
-      </w:r>
-    </w:p>
-    <w:p>
-      <w:pPr>
-        <w:ind w:left="100" w:right="3978"/>
-        <w:rPr>
-          <w:spacing w:val="-57"/>
-          <w:sz w:val="24"/>
-        </w:rPr>
-      </w:pPr>
-      <w:r>
-        <w:rPr>
-          <w:sz w:val="24"/>
-        </w:rPr>
-        <w:t>Complete C# Object-Oriented Programming – Udemy (Nelio Alves)</w:t>
-      </w:r>
-      <w:r>
-        <w:rPr>
-          <w:spacing w:val="-57"/>
-          <w:sz w:val="24"/>
-        </w:rPr>
-        <w:t xml:space="preserve"> </w:t>
-      </w:r>
-    </w:p>
-    <w:p>
-      <w:pPr>
-        <w:ind w:left="100" w:right="3978"/>
-        <w:rPr>
-          <w:sz w:val="24"/>
-        </w:rPr>
-      </w:pPr>
-      <w:r>
-        <w:rPr>
-          <w:sz w:val="24"/>
-        </w:rPr>
-        <w:t>React Native</w:t>
-      </w:r>
-      <w:r>
-        <w:rPr>
-          <w:spacing w:val="-1"/>
-          <w:sz w:val="24"/>
-        </w:rPr>
-        <w:t xml:space="preserve"> </w:t>
-      </w:r>
-      <w:r>
-        <w:rPr>
-          <w:sz w:val="24"/>
-        </w:rPr>
-        <w:t>Course</w:t>
-      </w:r>
-      <w:r>
-        <w:rPr>
-          <w:spacing w:val="-1"/>
-          <w:sz w:val="24"/>
-        </w:rPr>
-        <w:t xml:space="preserve"> </w:t>
-      </w:r>
-      <w:r>
-        <w:rPr>
-          <w:sz w:val="24"/>
-        </w:rPr>
-        <w:t>– Codeacademy</w:t>
-      </w:r>
-    </w:p>
-    <w:p>
-      <w:pPr>
-        <w:ind w:left="100"/>
-        <w:rPr>
-          <w:sz w:val="24"/>
-        </w:rPr>
-      </w:pPr>
-      <w:r>
-        <w:rPr>
-          <w:sz w:val="24"/>
-        </w:rPr>
-        <w:t>Angular</w:t>
-      </w:r>
-      <w:r>
-        <w:rPr>
-          <w:spacing w:val="-1"/>
-          <w:sz w:val="24"/>
-        </w:rPr>
-        <w:t xml:space="preserve"> </w:t>
-      </w:r>
-      <w:r>
-        <w:rPr>
-          <w:sz w:val="24"/>
-        </w:rPr>
-        <w:t>Developer</w:t>
-      </w:r>
-      <w:r>
-        <w:rPr>
-          <w:spacing w:val="-3"/>
-          <w:sz w:val="24"/>
-        </w:rPr>
-        <w:t xml:space="preserve"> </w:t>
-      </w:r>
-      <w:r>
-        <w:rPr>
-          <w:sz w:val="24"/>
-        </w:rPr>
-        <w:t>Enterprise</w:t>
-      </w:r>
-      <w:r>
-        <w:rPr>
-          <w:spacing w:val="-2"/>
-          <w:sz w:val="24"/>
-        </w:rPr>
-        <w:t xml:space="preserve"> </w:t>
-      </w:r>
-      <w:r>
-        <w:rPr>
-          <w:sz w:val="24"/>
-        </w:rPr>
-        <w:t>Training</w:t>
-      </w:r>
-      <w:r>
-        <w:rPr>
-          <w:spacing w:val="-4"/>
-          <w:sz w:val="24"/>
-        </w:rPr>
-        <w:t xml:space="preserve"> </w:t>
-      </w:r>
-      <w:r>
-        <w:rPr>
-          <w:sz w:val="24"/>
-        </w:rPr>
-        <w:t>–</w:t>
-      </w:r>
-      <w:r>
-        <w:rPr>
-          <w:spacing w:val="-1"/>
-          <w:sz w:val="24"/>
-        </w:rPr>
-        <w:t xml:space="preserve"> </w:t>
-      </w:r>
-      <w:r>
-        <w:rPr>
-          <w:sz w:val="24"/>
-        </w:rPr>
-        <w:t>DIO</w:t>
-      </w:r>
-    </w:p>
-    <w:p>
-      <w:pPr>
-        <w:ind w:left="100" w:right="4072"/>
-        <w:rPr>
-          <w:spacing w:val="-57"/>
-          <w:sz w:val="24"/>
-        </w:rPr>
-      </w:pPr>
-      <w:r>
-        <w:rPr>
-          <w:sz w:val="24"/>
-        </w:rPr>
-        <w:t>Complete Docker from Zero to Advanced – Udemy (Andre Iacono)</w:t>
-      </w:r>
-      <w:r>
-        <w:rPr>
-          <w:spacing w:val="-57"/>
-          <w:sz w:val="24"/>
-        </w:rPr>
-        <w:t xml:space="preserve"> </w:t>
-      </w:r>
-    </w:p>
-    <w:p>
-      <w:pPr>
-        <w:ind w:left="100" w:right="4072"/>
-        <w:rPr>
-          <w:sz w:val="24"/>
-        </w:rPr>
-      </w:pPr>
-      <w:r>
-        <w:rPr>
-          <w:sz w:val="24"/>
-        </w:rPr>
-        <w:t>React</w:t>
-      </w:r>
-      <w:r>
-        <w:rPr>
-          <w:spacing w:val="-1"/>
-          <w:sz w:val="24"/>
-        </w:rPr>
-        <w:t xml:space="preserve"> </w:t>
-      </w:r>
-      <w:r>
-        <w:rPr>
-          <w:sz w:val="24"/>
-        </w:rPr>
-        <w:t>Native Training</w:t>
-      </w:r>
-      <w:r>
-        <w:rPr>
-          <w:spacing w:val="-2"/>
-          <w:sz w:val="24"/>
-        </w:rPr>
-        <w:t xml:space="preserve"> </w:t>
-      </w:r>
-      <w:r>
-        <w:rPr>
-          <w:sz w:val="24"/>
-        </w:rPr>
-        <w:t>–</w:t>
-      </w:r>
-      <w:r>
-        <w:rPr>
-          <w:spacing w:val="2"/>
-          <w:sz w:val="24"/>
-        </w:rPr>
-        <w:t xml:space="preserve"> </w:t>
-      </w:r>
-      <w:r>
-        <w:rPr>
-          <w:sz w:val="24"/>
-        </w:rPr>
-        <w:t>Alura</w:t>
-      </w:r>
-    </w:p>
-    <w:p>
-      <w:pPr>
-        <w:ind w:left="100" w:right="6216"/>
-        <w:rPr>
-          <w:spacing w:val="-57"/>
-          <w:sz w:val="24"/>
-        </w:rPr>
-      </w:pPr>
-      <w:r>
-        <w:rPr>
-          <w:sz w:val="24"/>
-        </w:rPr>
-        <w:t>ASP.NET Core REST APIs Training – Alura</w:t>
-      </w:r>
-      <w:r>
-        <w:rPr>
-          <w:spacing w:val="-57"/>
-          <w:sz w:val="24"/>
-        </w:rPr>
-        <w:t xml:space="preserve"> </w:t>
-      </w:r>
-    </w:p>
-    <w:p>
-      <w:pPr>
-        <w:ind w:left="100" w:right="6216"/>
-        <w:rPr>
-          <w:spacing w:val="1"/>
-          <w:sz w:val="24"/>
-        </w:rPr>
-      </w:pPr>
-      <w:r>
-        <w:rPr>
-          <w:sz w:val="24"/>
-        </w:rPr>
-        <w:t>C# and Object Orientation Training – Alura</w:t>
-      </w:r>
-      <w:r>
-        <w:rPr>
-          <w:spacing w:val="1"/>
-          <w:sz w:val="24"/>
-        </w:rPr>
-        <w:t xml:space="preserve"> </w:t>
-      </w:r>
-    </w:p>
-    <w:p>
-      <w:pPr>
-        <w:ind w:left="100" w:right="6216"/>
-        <w:rPr>
-          <w:spacing w:val="1"/>
-          <w:sz w:val="24"/>
-        </w:rPr>
-      </w:pPr>
-      <w:r>
-        <w:rPr>
-          <w:sz w:val="24"/>
-        </w:rPr>
-        <w:t>Node.js: Unit and Integration Tests – Alura</w:t>
-      </w:r>
-      <w:r>
-        <w:rPr>
-          <w:spacing w:val="1"/>
-          <w:sz w:val="24"/>
-        </w:rPr>
-        <w:t xml:space="preserve"> </w:t>
-      </w:r>
-    </w:p>
-    <w:p>
-      <w:pPr>
-        <w:ind w:left="100" w:right="6216"/>
-        <w:rPr>
-          <w:sz w:val="24"/>
-        </w:rPr>
-      </w:pPr>
-      <w:r>
-        <w:rPr>
-          <w:sz w:val="24"/>
-        </w:rPr>
-        <w:t>React:</w:t>
-      </w:r>
-      <w:r>
-        <w:rPr>
-          <w:spacing w:val="-1"/>
-          <w:sz w:val="24"/>
-        </w:rPr>
-        <w:t xml:space="preserve"> </w:t>
-      </w:r>
-      <w:r>
-        <w:rPr>
-          <w:sz w:val="24"/>
-        </w:rPr>
-        <w:t>Writing</w:t>
-      </w:r>
-      <w:r>
-        <w:rPr>
-          <w:spacing w:val="-2"/>
-          <w:sz w:val="24"/>
-        </w:rPr>
-        <w:t xml:space="preserve"> </w:t>
-      </w:r>
-      <w:r>
-        <w:rPr>
-          <w:sz w:val="24"/>
-        </w:rPr>
-        <w:t>with</w:t>
-      </w:r>
-      <w:r>
-        <w:rPr>
-          <w:spacing w:val="-1"/>
-          <w:sz w:val="24"/>
-        </w:rPr>
-        <w:t xml:space="preserve"> </w:t>
-      </w:r>
-      <w:r>
-        <w:rPr>
-          <w:sz w:val="24"/>
-        </w:rPr>
-        <w:t>Typescript</w:t>
-      </w:r>
-      <w:r>
-        <w:rPr>
-          <w:spacing w:val="2"/>
-          <w:sz w:val="24"/>
-        </w:rPr>
-        <w:t xml:space="preserve"> </w:t>
-      </w:r>
-      <w:r>
-        <w:rPr>
-          <w:sz w:val="24"/>
-        </w:rPr>
-        <w:t>– Alura</w:t>
-      </w:r>
-    </w:p>
-    <w:p>
-      <w:pPr>
-        <w:spacing w:before="3"/>
-        <w:ind w:left="100" w:right="5898"/>
-        <w:rPr>
-          <w:spacing w:val="-57"/>
-          <w:sz w:val="24"/>
-        </w:rPr>
-      </w:pPr>
-      <w:r>
-        <w:rPr>
-          <w:sz w:val="24"/>
-        </w:rPr>
-        <w:t>Front-End Engineer Carrer Path – Codeacademy</w:t>
-      </w:r>
-      <w:r>
-        <w:rPr>
-          <w:spacing w:val="-57"/>
-          <w:sz w:val="24"/>
-        </w:rPr>
-        <w:t xml:space="preserve"> </w:t>
-      </w:r>
-    </w:p>
-    <w:p>
-      <w:pPr>
-        <w:spacing w:before="3"/>
-        <w:ind w:left="100" w:right="5898"/>
-        <w:rPr>
-          <w:sz w:val="24"/>
-        </w:rPr>
-      </w:pPr>
-      <w:r>
-        <w:rPr>
-          <w:sz w:val="24"/>
-        </w:rPr>
-        <w:t>Advanced</w:t>
-      </w:r>
-      <w:r>
-        <w:rPr>
-          <w:spacing w:val="-1"/>
-          <w:sz w:val="24"/>
-        </w:rPr>
-        <w:t xml:space="preserve"> </w:t>
-      </w:r>
-      <w:r>
-        <w:rPr>
-          <w:sz w:val="24"/>
-        </w:rPr>
-        <w:t>React Course</w:t>
-      </w:r>
-      <w:r>
-        <w:rPr>
-          <w:spacing w:val="1"/>
-          <w:sz w:val="24"/>
-        </w:rPr>
-        <w:t xml:space="preserve"> </w:t>
-      </w:r>
-      <w:r>
-        <w:rPr>
-          <w:sz w:val="24"/>
-        </w:rPr>
-        <w:t>– Codeacademy</w:t>
-      </w:r>
-    </w:p>
-    <w:p>
-      <w:pPr>
-        <w:ind w:left="100" w:right="7564"/>
-        <w:rPr>
-          <w:spacing w:val="1"/>
-          <w:sz w:val="24"/>
-        </w:rPr>
-      </w:pPr>
-      <w:r>
-        <w:rPr>
-          <w:sz w:val="24"/>
-        </w:rPr>
-        <w:t>C# Course – Codeacademy</w:t>
-      </w:r>
-      <w:r>
-        <w:rPr>
-          <w:spacing w:val="1"/>
-          <w:sz w:val="24"/>
-        </w:rPr>
-        <w:t xml:space="preserve"> </w:t>
-      </w:r>
-    </w:p>
-    <w:p>
-      <w:pPr>
-        <w:ind w:left="100" w:right="7564"/>
-        <w:rPr>
-          <w:sz w:val="24"/>
-        </w:rPr>
-      </w:pPr>
-      <w:r>
-        <w:rPr>
-          <w:sz w:val="24"/>
-        </w:rPr>
-        <w:t>Java</w:t>
-      </w:r>
-      <w:r>
-        <w:rPr>
-          <w:spacing w:val="-5"/>
-          <w:sz w:val="24"/>
-        </w:rPr>
-        <w:t xml:space="preserve"> </w:t>
-      </w:r>
-      <w:r>
-        <w:rPr>
-          <w:sz w:val="24"/>
-        </w:rPr>
-        <w:t>Course</w:t>
-      </w:r>
-      <w:r>
-        <w:rPr>
-          <w:spacing w:val="-5"/>
-          <w:sz w:val="24"/>
-        </w:rPr>
-        <w:t xml:space="preserve"> </w:t>
-      </w:r>
-      <w:r>
-        <w:rPr>
-          <w:sz w:val="24"/>
-        </w:rPr>
-        <w:t>–</w:t>
-      </w:r>
-      <w:r>
-        <w:rPr>
-          <w:spacing w:val="-5"/>
-          <w:sz w:val="24"/>
-        </w:rPr>
-        <w:t xml:space="preserve"> </w:t>
-      </w:r>
-      <w:r>
-        <w:rPr>
-          <w:sz w:val="24"/>
-        </w:rPr>
-        <w:t>Codeacademy</w:t>
-      </w:r>
-    </w:p>
-    <w:p>
-      <w:pPr>
-        <w:spacing w:before="7" w:line="237" w:lineRule="auto"/>
-        <w:ind w:left="100" w:right="3645"/>
-        <w:rPr>
-          <w:spacing w:val="-57"/>
-          <w:sz w:val="24"/>
-        </w:rPr>
-      </w:pPr>
-      <w:r>
-        <w:rPr>
-          <w:sz w:val="24"/>
-        </w:rPr>
-        <w:t>Java e java.util: Collections, Wrappers and Lambda expressions – Alura</w:t>
-      </w:r>
-      <w:r>
-        <w:rPr>
-          <w:spacing w:val="-57"/>
-          <w:sz w:val="24"/>
-        </w:rPr>
-        <w:t xml:space="preserve"> </w:t>
-      </w:r>
-    </w:p>
-    <w:p>
-      <w:pPr>
-        <w:spacing w:before="7" w:line="237" w:lineRule="auto"/>
-        <w:ind w:left="100" w:right="3645"/>
-        <w:rPr>
-          <w:sz w:val="24"/>
-        </w:rPr>
-      </w:pPr>
-      <w:r>
-        <w:rPr>
-          <w:sz w:val="24"/>
-        </w:rPr>
-        <w:t>Gama</w:t>
-      </w:r>
-      <w:r>
-        <w:rPr>
-          <w:spacing w:val="-1"/>
-          <w:sz w:val="24"/>
-        </w:rPr>
-        <w:t xml:space="preserve"> </w:t>
-      </w:r>
-      <w:r>
-        <w:rPr>
-          <w:sz w:val="24"/>
-        </w:rPr>
-        <w:t>Experience</w:t>
-      </w:r>
-      <w:r>
-        <w:rPr>
-          <w:spacing w:val="-1"/>
-          <w:sz w:val="24"/>
-        </w:rPr>
-        <w:t xml:space="preserve"> </w:t>
-      </w:r>
-      <w:r>
-        <w:rPr>
-          <w:sz w:val="24"/>
-        </w:rPr>
-        <w:t>#43</w:t>
-      </w:r>
-      <w:r>
-        <w:rPr>
-          <w:spacing w:val="1"/>
-          <w:sz w:val="24"/>
-        </w:rPr>
-        <w:t xml:space="preserve"> </w:t>
-      </w:r>
-      <w:r>
-        <w:rPr>
-          <w:sz w:val="24"/>
-        </w:rPr>
-        <w:t>–</w:t>
-      </w:r>
-      <w:r>
-        <w:rPr>
-          <w:spacing w:val="2"/>
-          <w:sz w:val="24"/>
-        </w:rPr>
-        <w:t xml:space="preserve"> </w:t>
-      </w:r>
-      <w:r>
-        <w:rPr>
-          <w:sz w:val="24"/>
-        </w:rPr>
-        <w:t>Gama Academy</w:t>
-      </w:r>
-    </w:p>
-    <w:p>
-      <w:pPr>
-        <w:spacing w:before="1"/>
-        <w:ind w:left="100" w:right="5598"/>
-        <w:rPr>
-          <w:spacing w:val="-57"/>
-          <w:sz w:val="24"/>
-        </w:rPr>
-      </w:pPr>
-      <w:r>
-        <w:rPr>
-          <w:sz w:val="24"/>
-        </w:rPr>
-        <w:t>Java OO: Understanding Object Orientation - Alura</w:t>
-      </w:r>
-      <w:r>
-        <w:rPr>
-          <w:spacing w:val="-57"/>
-          <w:sz w:val="24"/>
-        </w:rPr>
-        <w:t xml:space="preserve"> </w:t>
-      </w:r>
-    </w:p>
-    <w:p>
-      <w:pPr>
-        <w:spacing w:before="1"/>
-        <w:ind w:left="100" w:right="5598"/>
-        <w:rPr>
-          <w:sz w:val="24"/>
-        </w:rPr>
-      </w:pPr>
-      <w:r>
-        <w:rPr>
-          <w:sz w:val="24"/>
-        </w:rPr>
-        <w:t>C</w:t>
-      </w:r>
-      <w:r>
-        <w:rPr>
-          <w:spacing w:val="-1"/>
-          <w:sz w:val="24"/>
-        </w:rPr>
-        <w:t xml:space="preserve"> </w:t>
-      </w:r>
-      <w:r>
-        <w:rPr>
-          <w:sz w:val="24"/>
-        </w:rPr>
-        <w:t>Course</w:t>
-      </w:r>
-      <w:r>
-        <w:rPr>
-          <w:spacing w:val="-1"/>
-          <w:sz w:val="24"/>
-        </w:rPr>
-        <w:t xml:space="preserve"> </w:t>
-      </w:r>
-      <w:r>
-        <w:rPr>
-          <w:sz w:val="24"/>
-        </w:rPr>
-        <w:t>– Codeacademy</w:t>
-      </w:r>
-    </w:p>
-    <w:p>
-      <w:pPr>
-        <w:ind w:left="100" w:right="5405"/>
-        <w:rPr>
-          <w:spacing w:val="1"/>
-          <w:sz w:val="24"/>
-        </w:rPr>
-      </w:pPr>
-      <w:r>
-        <w:rPr>
-          <w:sz w:val="24"/>
-        </w:rPr>
-        <w:t>Intro to Cloud Computing Course – Codeacademy</w:t>
-      </w:r>
-      <w:r>
-        <w:rPr>
-          <w:spacing w:val="1"/>
-          <w:sz w:val="24"/>
-        </w:rPr>
-        <w:t xml:space="preserve"> </w:t>
-      </w:r>
-    </w:p>
-    <w:p>
-      <w:pPr>
-        <w:ind w:left="100" w:right="5405"/>
-        <w:rPr>
-          <w:spacing w:val="-57"/>
-          <w:sz w:val="24"/>
-        </w:rPr>
-      </w:pPr>
-      <w:r>
-        <w:rPr>
-          <w:sz w:val="24"/>
-        </w:rPr>
-        <w:t>Introduction to Cybersecurity Course – Codeacademy</w:t>
-      </w:r>
-      <w:r>
-        <w:rPr>
-          <w:spacing w:val="-57"/>
-          <w:sz w:val="24"/>
-        </w:rPr>
-        <w:t xml:space="preserve"> </w:t>
-      </w:r>
-    </w:p>
-    <w:p>
-      <w:pPr>
-        <w:ind w:left="100" w:right="5405"/>
-        <w:rPr>
-          <w:spacing w:val="1"/>
-          <w:sz w:val="24"/>
-        </w:rPr>
-      </w:pPr>
-      <w:r>
-        <w:rPr>
-          <w:sz w:val="24"/>
-        </w:rPr>
-        <w:t>Certificate</w:t>
-      </w:r>
-      <w:r>
-        <w:rPr>
-          <w:spacing w:val="5"/>
-          <w:sz w:val="24"/>
-        </w:rPr>
-        <w:t xml:space="preserve"> </w:t>
-      </w:r>
-      <w:r>
-        <w:rPr>
-          <w:sz w:val="24"/>
-        </w:rPr>
-        <w:t>of</w:t>
-      </w:r>
-      <w:r>
-        <w:rPr>
-          <w:spacing w:val="6"/>
-          <w:sz w:val="24"/>
-        </w:rPr>
-        <w:t xml:space="preserve"> </w:t>
-      </w:r>
-      <w:r>
-        <w:rPr>
-          <w:sz w:val="24"/>
-        </w:rPr>
-        <w:t>Authority:</w:t>
-      </w:r>
-      <w:r>
-        <w:rPr>
-          <w:spacing w:val="8"/>
-          <w:sz w:val="24"/>
-        </w:rPr>
-        <w:t xml:space="preserve"> </w:t>
-      </w:r>
-      <w:r>
-        <w:rPr>
-          <w:sz w:val="24"/>
-        </w:rPr>
-        <w:t>PHP</w:t>
-      </w:r>
-      <w:r>
-        <w:rPr>
-          <w:spacing w:val="8"/>
-          <w:sz w:val="24"/>
-        </w:rPr>
-        <w:t xml:space="preserve"> </w:t>
-      </w:r>
-      <w:r>
-        <w:rPr>
-          <w:sz w:val="24"/>
-        </w:rPr>
-        <w:t>-</w:t>
-      </w:r>
-      <w:r>
-        <w:rPr>
-          <w:spacing w:val="5"/>
-          <w:sz w:val="24"/>
-        </w:rPr>
-        <w:t xml:space="preserve"> </w:t>
-      </w:r>
-      <w:r>
-        <w:rPr>
-          <w:sz w:val="24"/>
-        </w:rPr>
-        <w:t>DevMedia</w:t>
-      </w:r>
-      <w:r>
-        <w:rPr>
-          <w:spacing w:val="1"/>
-          <w:sz w:val="24"/>
-        </w:rPr>
-        <w:t xml:space="preserve"> </w:t>
-      </w:r>
-    </w:p>
-    <w:p>
-      <w:pPr>
-        <w:ind w:left="100" w:right="5405"/>
-        <w:rPr>
-          <w:sz w:val="24"/>
-        </w:rPr>
-      </w:pPr>
-      <w:r>
-        <w:rPr>
-          <w:sz w:val="24"/>
-        </w:rPr>
-        <w:t>Advanced</w:t>
-      </w:r>
-      <w:r>
-        <w:rPr>
-          <w:spacing w:val="-1"/>
-          <w:sz w:val="24"/>
-        </w:rPr>
-        <w:t xml:space="preserve"> </w:t>
-      </w:r>
-      <w:r>
-        <w:rPr>
-          <w:sz w:val="24"/>
-        </w:rPr>
-        <w:t>English – Wizard</w:t>
-      </w:r>
-    </w:p>
-    <w:p>
-      <w:pPr>
-        <w:spacing w:before="6"/>
-        <w:ind w:left="100"/>
-        <w:rPr>
-          <w:sz w:val="24"/>
-        </w:rPr>
-      </w:pPr>
-      <w:r>
-        <w:rPr>
-          <w:sz w:val="24"/>
-        </w:rPr>
-        <w:t>Intermediate</w:t>
-      </w:r>
-      <w:r>
-        <w:rPr>
-          <w:spacing w:val="-3"/>
-          <w:sz w:val="24"/>
-        </w:rPr>
-        <w:t xml:space="preserve"> </w:t>
-      </w:r>
-      <w:r>
-        <w:rPr>
-          <w:sz w:val="24"/>
-        </w:rPr>
-        <w:t>French–</w:t>
-      </w:r>
-      <w:r>
-        <w:rPr>
-          <w:spacing w:val="-2"/>
-          <w:sz w:val="24"/>
-        </w:rPr>
-        <w:t xml:space="preserve"> </w:t>
-      </w:r>
-      <w:r>
-        <w:rPr>
-          <w:sz w:val="24"/>
-        </w:rPr>
-        <w:t>Wizard</w:t>
-      </w:r>
-    </w:p>
-    <w:p>
-      <w:pPr>
-        <w:spacing w:before="2" w:line="237" w:lineRule="auto"/>
-        <w:ind w:left="100" w:right="6150"/>
-        <w:rPr>
-          <w:sz w:val="24"/>
-        </w:rPr>
-      </w:pPr>
-      <w:r>
-        <w:rPr>
-          <w:sz w:val="24"/>
-        </w:rPr>
-        <w:t>Basic Mandarin – Confucius Institute UNESP</w:t>
-      </w:r>
-    </w:p>
-    <w:p>
-      <w:pPr>
-        <w:spacing w:before="2" w:line="237" w:lineRule="auto"/>
-        <w:ind w:left="100" w:right="6150"/>
-        <w:rPr>
-          <w:sz w:val="24"/>
-        </w:rPr>
-      </w:pPr>
-      <w:r>
-        <w:rPr>
-          <w:spacing w:val="-57"/>
-          <w:sz w:val="24"/>
-        </w:rPr>
-        <w:t xml:space="preserve"> </w:t>
-      </w:r>
-      <w:r>
-        <w:rPr>
-          <w:sz w:val="24"/>
-        </w:rPr>
-        <w:t>Basic</w:t>
-      </w:r>
-      <w:r>
-        <w:rPr>
-          <w:spacing w:val="-2"/>
-          <w:sz w:val="24"/>
-        </w:rPr>
-        <w:t xml:space="preserve"> </w:t>
-      </w:r>
-      <w:r>
-        <w:rPr>
-          <w:sz w:val="24"/>
-        </w:rPr>
-        <w:t>German</w:t>
-      </w:r>
-      <w:r>
-        <w:rPr>
-          <w:spacing w:val="-1"/>
-          <w:sz w:val="24"/>
-        </w:rPr>
-        <w:t xml:space="preserve"> </w:t>
-      </w:r>
-      <w:r>
-        <w:rPr>
-          <w:sz w:val="24"/>
-        </w:rPr>
-        <w:t>–</w:t>
-      </w:r>
-      <w:r>
-        <w:rPr>
-          <w:spacing w:val="-1"/>
-          <w:sz w:val="24"/>
-        </w:rPr>
-        <w:t xml:space="preserve"> </w:t>
-      </w:r>
-      <w:r>
-        <w:rPr>
-          <w:sz w:val="24"/>
-        </w:rPr>
-        <w:t>Stephanie Lich</w:t>
-      </w:r>
-      <w:r>
-        <w:rPr>
-          <w:spacing w:val="3"/>
-          <w:sz w:val="24"/>
-        </w:rPr>
-        <w:t xml:space="preserve"> </w:t>
-      </w:r>
-      <w:r>
-        <w:rPr>
-          <w:sz w:val="24"/>
-        </w:rPr>
-        <w:t>Institute</w:t>
-      </w:r>
+        <w:ind w:right="200"/>
+      </w:pPr>
     </w:p>
     <w:sectPr>
       <w:pgSz w:w="11910" w:h="16840"/>
@@ -2545,7 +2305,7 @@
 </file>
 
 <file path=word/endnotes.xml><?xml version="1.0" encoding="utf-8"?>
-<w:endnotes xmlns:wpc="http://schemas.microsoft.com/office/word/2010/wordprocessingCanvas" xmlns:mc="http://schemas.openxmlformats.org/markup-compatibility/2006" xmlns:o="urn:schemas-microsoft-com:office:office" xmlns:r="http://schemas.openxmlformats.org/officeDocument/2006/relationships" xmlns:m="http://schemas.openxmlformats.org/officeDocument/2006/math" xmlns:v="urn:schemas-microsoft-com:vml" xmlns:wp14="http://schemas.microsoft.com/office/word/2010/wordprocessingDrawing" xmlns:wp="http://schemas.openxmlformats.org/drawingml/2006/wordprocessingDrawing" xmlns:w10="urn:schemas-microsoft-com:office:word" xmlns:w="http://schemas.openxmlformats.org/wordprocessingml/2006/main" xmlns:w14="http://schemas.microsoft.com/office/word/2010/wordml" xmlns:w15="http://schemas.microsoft.com/office/word/2012/wordml" xmlns:wpg="http://schemas.microsoft.com/office/word/2010/wordprocessingGroup" xmlns:wpi="http://schemas.microsoft.com/office/word/2010/wordprocessingInk" xmlns:wne="http://schemas.microsoft.com/office/word/2006/wordml" xmlns:wps="http://schemas.microsoft.com/office/word/2010/wordprocessingShape" mc:Ignorable="w14 w15 wp14">
+<w:endnotes xmlns:wpc="http://schemas.microsoft.com/office/word/2010/wordprocessingCanvas" xmlns:cx="http://schemas.microsoft.com/office/drawing/2014/chartex" xmlns:cx1="http://schemas.microsoft.com/office/drawing/2015/9/8/chartex" xmlns:cx2="http://schemas.microsoft.com/office/drawing/2015/10/21/chartex" xmlns:cx3="http://schemas.microsoft.com/office/drawing/2016/5/9/chartex" xmlns:cx4="http://schemas.microsoft.com/office/drawing/2016/5/10/chartex" xmlns:cx5="http://schemas.microsoft.com/office/drawing/2016/5/11/chartex" xmlns:cx6="http://schemas.microsoft.com/office/drawing/2016/5/12/chartex" xmlns:cx7="http://schemas.microsoft.com/office/drawing/2016/5/13/chartex" xmlns:cx8="http://schemas.microsoft.com/office/drawing/2016/5/14/chartex" xmlns:mc="http://schemas.openxmlformats.org/markup-compatibility/2006" xmlns:aink="http://schemas.microsoft.com/office/drawing/2016/ink" xmlns:am3d="http://schemas.microsoft.com/office/drawing/2017/model3d" xmlns:o="urn:schemas-microsoft-com:office:office" xmlns:oel="http://schemas.microsoft.com/office/2019/extlst" xmlns:r="http://schemas.openxmlformats.org/officeDocument/2006/relationships" xmlns:m="http://schemas.openxmlformats.org/officeDocument/2006/math" xmlns:v="urn:schemas-microsoft-com:vml" xmlns:wp14="http://schemas.microsoft.com/office/word/2010/wordprocessingDrawing" xmlns:wp="http://schemas.openxmlformats.org/drawingml/2006/wordprocessingDrawing" xmlns:w10="urn:schemas-microsoft-com:office:word" xmlns:w="http://schemas.openxmlformats.org/wordprocessingml/2006/main" xmlns:w14="http://schemas.microsoft.com/office/word/2010/wordml" xmlns:w15="http://schemas.microsoft.com/office/word/2012/wordml" xmlns:w16cex="http://schemas.microsoft.com/office/word/2018/wordml/cex" xmlns:w16cid="http://schemas.microsoft.com/office/word/2016/wordml/cid" xmlns:w16="http://schemas.microsoft.com/office/word/2018/wordml" xmlns:w16du="http://schemas.microsoft.com/office/word/2023/wordml/word16du" xmlns:w16sdtdh="http://schemas.microsoft.com/office/word/2020/wordml/sdtdatahash" xmlns:w16sdtfl="http://schemas.microsoft.com/office/word/2024/wordml/sdtformatlock" xmlns:w16se="http://schemas.microsoft.com/office/word/2015/wordml/symex" xmlns:wpg="http://schemas.microsoft.com/office/word/2010/wordprocessingGroup" xmlns:wpi="http://schemas.microsoft.com/office/word/2010/wordprocessingInk" xmlns:wne="http://schemas.microsoft.com/office/word/2006/wordml" xmlns:wps="http://schemas.microsoft.com/office/word/2010/wordprocessingShape" mc:Ignorable="w14 w15 w16se w16cid w16 w16cex w16sdtdh w16sdtfl w16du wp14">
   <w:endnote w:type="separator" w:id="-1">
     <w:p>
       <w:r>
@@ -2564,7 +2324,7 @@
 </file>
 
 <file path=word/footnotes.xml><?xml version="1.0" encoding="utf-8"?>
-<w:footnotes xmlns:wpc="http://schemas.microsoft.com/office/word/2010/wordprocessingCanvas" xmlns:mc="http://schemas.openxmlformats.org/markup-compatibility/2006" xmlns:o="urn:schemas-microsoft-com:office:office" xmlns:r="http://schemas.openxmlformats.org/officeDocument/2006/relationships" xmlns:m="http://schemas.openxmlformats.org/officeDocument/2006/math" xmlns:v="urn:schemas-microsoft-com:vml" xmlns:wp14="http://schemas.microsoft.com/office/word/2010/wordprocessingDrawing" xmlns:wp="http://schemas.openxmlformats.org/drawingml/2006/wordprocessingDrawing" xmlns:w10="urn:schemas-microsoft-com:office:word" xmlns:w="http://schemas.openxmlformats.org/wordprocessingml/2006/main" xmlns:w14="http://schemas.microsoft.com/office/word/2010/wordml" xmlns:w15="http://schemas.microsoft.com/office/word/2012/wordml" xmlns:wpg="http://schemas.microsoft.com/office/word/2010/wordprocessingGroup" xmlns:wpi="http://schemas.microsoft.com/office/word/2010/wordprocessingInk" xmlns:wne="http://schemas.microsoft.com/office/word/2006/wordml" xmlns:wps="http://schemas.microsoft.com/office/word/2010/wordprocessingShape" mc:Ignorable="w14 w15 wp14">
+<w:footnotes xmlns:wpc="http://schemas.microsoft.com/office/word/2010/wordprocessingCanvas" xmlns:cx="http://schemas.microsoft.com/office/drawing/2014/chartex" xmlns:cx1="http://schemas.microsoft.com/office/drawing/2015/9/8/chartex" xmlns:cx2="http://schemas.microsoft.com/office/drawing/2015/10/21/chartex" xmlns:cx3="http://schemas.microsoft.com/office/drawing/2016/5/9/chartex" xmlns:cx4="http://schemas.microsoft.com/office/drawing/2016/5/10/chartex" xmlns:cx5="http://schemas.microsoft.com/office/drawing/2016/5/11/chartex" xmlns:cx6="http://schemas.microsoft.com/office/drawing/2016/5/12/chartex" xmlns:cx7="http://schemas.microsoft.com/office/drawing/2016/5/13/chartex" xmlns:cx8="http://schemas.microsoft.com/office/drawing/2016/5/14/chartex" xmlns:mc="http://schemas.openxmlformats.org/markup-compatibility/2006" xmlns:aink="http://schemas.microsoft.com/office/drawing/2016/ink" xmlns:am3d="http://schemas.microsoft.com/office/drawing/2017/model3d" xmlns:o="urn:schemas-microsoft-com:office:office" xmlns:oel="http://schemas.microsoft.com/office/2019/extlst" xmlns:r="http://schemas.openxmlformats.org/officeDocument/2006/relationships" xmlns:m="http://schemas.openxmlformats.org/officeDocument/2006/math" xmlns:v="urn:schemas-microsoft-com:vml" xmlns:wp14="http://schemas.microsoft.com/office/word/2010/wordprocessingDrawing" xmlns:wp="http://schemas.openxmlformats.org/drawingml/2006/wordprocessingDrawing" xmlns:w10="urn:schemas-microsoft-com:office:word" xmlns:w="http://schemas.openxmlformats.org/wordprocessingml/2006/main" xmlns:w14="http://schemas.microsoft.com/office/word/2010/wordml" xmlns:w15="http://schemas.microsoft.com/office/word/2012/wordml" xmlns:w16cex="http://schemas.microsoft.com/office/word/2018/wordml/cex" xmlns:w16cid="http://schemas.microsoft.com/office/word/2016/wordml/cid" xmlns:w16="http://schemas.microsoft.com/office/word/2018/wordml" xmlns:w16du="http://schemas.microsoft.com/office/word/2023/wordml/word16du" xmlns:w16sdtdh="http://schemas.microsoft.com/office/word/2020/wordml/sdtdatahash" xmlns:w16sdtfl="http://schemas.microsoft.com/office/word/2024/wordml/sdtformatlock" xmlns:w16se="http://schemas.microsoft.com/office/word/2015/wordml/symex" xmlns:wpg="http://schemas.microsoft.com/office/word/2010/wordprocessingGroup" xmlns:wpi="http://schemas.microsoft.com/office/word/2010/wordprocessingInk" xmlns:wne="http://schemas.microsoft.com/office/word/2006/wordml" xmlns:wps="http://schemas.microsoft.com/office/word/2010/wordprocessingShape" mc:Ignorable="w14 w15 w16se w16cid w16 w16cex w16sdtdh w16sdtfl w16du wp14">
   <w:footnote w:type="separator" w:id="-1">
     <w:p>
       <w:r>
@@ -2583,7 +2343,7 @@
 </file>
 
 <file path=word/header1.xml><?xml version="1.0" encoding="utf-8"?>
-<w:hdr xmlns:wpc="http://schemas.microsoft.com/office/word/2010/wordprocessingCanvas" xmlns:mc="http://schemas.openxmlformats.org/markup-compatibility/2006" xmlns:o="urn:schemas-microsoft-com:office:office" xmlns:r="http://schemas.openxmlformats.org/officeDocument/2006/relationships" xmlns:m="http://schemas.openxmlformats.org/officeDocument/2006/math" xmlns:v="urn:schemas-microsoft-com:vml" xmlns:wp14="http://schemas.microsoft.com/office/word/2010/wordprocessingDrawing" xmlns:wp="http://schemas.openxmlformats.org/drawingml/2006/wordprocessingDrawing" xmlns:w10="urn:schemas-microsoft-com:office:word" xmlns:w="http://schemas.openxmlformats.org/wordprocessingml/2006/main" xmlns:w14="http://schemas.microsoft.com/office/word/2010/wordml" xmlns:w15="http://schemas.microsoft.com/office/word/2012/wordml" xmlns:wpg="http://schemas.microsoft.com/office/word/2010/wordprocessingGroup" xmlns:wpi="http://schemas.microsoft.com/office/word/2010/wordprocessingInk" xmlns:wne="http://schemas.microsoft.com/office/word/2006/wordml" xmlns:wps="http://schemas.microsoft.com/office/word/2010/wordprocessingShape" mc:Ignorable="w14 w15 wp14">
+<w:hdr xmlns:wpc="http://schemas.microsoft.com/office/word/2010/wordprocessingCanvas" xmlns:cx="http://schemas.microsoft.com/office/drawing/2014/chartex" xmlns:cx1="http://schemas.microsoft.com/office/drawing/2015/9/8/chartex" xmlns:cx2="http://schemas.microsoft.com/office/drawing/2015/10/21/chartex" xmlns:cx3="http://schemas.microsoft.com/office/drawing/2016/5/9/chartex" xmlns:cx4="http://schemas.microsoft.com/office/drawing/2016/5/10/chartex" xmlns:cx5="http://schemas.microsoft.com/office/drawing/2016/5/11/chartex" xmlns:cx6="http://schemas.microsoft.com/office/drawing/2016/5/12/chartex" xmlns:cx7="http://schemas.microsoft.com/office/drawing/2016/5/13/chartex" xmlns:cx8="http://schemas.microsoft.com/office/drawing/2016/5/14/chartex" xmlns:mc="http://schemas.openxmlformats.org/markup-compatibility/2006" xmlns:aink="http://schemas.microsoft.com/office/drawing/2016/ink" xmlns:am3d="http://schemas.microsoft.com/office/drawing/2017/model3d" xmlns:o="urn:schemas-microsoft-com:office:office" xmlns:oel="http://schemas.microsoft.com/office/2019/extlst" xmlns:r="http://schemas.openxmlformats.org/officeDocument/2006/relationships" xmlns:m="http://schemas.openxmlformats.org/officeDocument/2006/math" xmlns:v="urn:schemas-microsoft-com:vml" xmlns:wp14="http://schemas.microsoft.com/office/word/2010/wordprocessingDrawing" xmlns:wp="http://schemas.openxmlformats.org/drawingml/2006/wordprocessingDrawing" xmlns:w10="urn:schemas-microsoft-com:office:word" xmlns:w="http://schemas.openxmlformats.org/wordprocessingml/2006/main" xmlns:w14="http://schemas.microsoft.com/office/word/2010/wordml" xmlns:w15="http://schemas.microsoft.com/office/word/2012/wordml" xmlns:w16cex="http://schemas.microsoft.com/office/word/2018/wordml/cex" xmlns:w16cid="http://schemas.microsoft.com/office/word/2016/wordml/cid" xmlns:w16="http://schemas.microsoft.com/office/word/2018/wordml" xmlns:w16du="http://schemas.microsoft.com/office/word/2023/wordml/word16du" xmlns:w16sdtdh="http://schemas.microsoft.com/office/word/2020/wordml/sdtdatahash" xmlns:w16sdtfl="http://schemas.microsoft.com/office/word/2024/wordml/sdtformatlock" xmlns:w16se="http://schemas.microsoft.com/office/word/2015/wordml/symex" xmlns:wpg="http://schemas.microsoft.com/office/word/2010/wordprocessingGroup" xmlns:wpi="http://schemas.microsoft.com/office/word/2010/wordprocessingInk" xmlns:wne="http://schemas.microsoft.com/office/word/2006/wordml" xmlns:wps="http://schemas.microsoft.com/office/word/2010/wordprocessingShape" mc:Ignorable="w14 w15 w16se w16cid w16 w16cex w16sdtdh w16sdtfl w16du wp14">
   <w:p>
     <w:pPr>
       <w:pStyle w:val="Corpodetexto"/>
@@ -2598,7 +2358,7 @@
         <w:lang w:val="pt-BR" w:eastAsia="zh-CN"/>
       </w:rPr>
       <w:drawing>
-        <wp:anchor distT="0" distB="0" distL="0" distR="0" simplePos="0" relativeHeight="251660800" behindDoc="1" locked="0" layoutInCell="1" allowOverlap="1">
+        <wp:anchor distT="0" distB="0" distL="0" distR="0" simplePos="0" relativeHeight="251660800" behindDoc="1" locked="0" layoutInCell="1" allowOverlap="1" wp14:anchorId="5F2CD1DF" wp14:editId="5F2CD1E0">
           <wp:simplePos x="0" y="0"/>
           <wp:positionH relativeFrom="page">
             <wp:posOffset>5825021</wp:posOffset>
@@ -2609,7 +2369,7 @@
           <wp:extent cx="1066833" cy="425195"/>
           <wp:effectExtent l="0" t="0" r="0" b="0"/>
           <wp:wrapNone/>
-          <wp:docPr id="1" name="image1.png"/>
+          <wp:docPr id="227671627" name="image1.png"/>
           <wp:cNvGraphicFramePr>
             <a:graphicFrameLocks xmlns:a="http://schemas.openxmlformats.org/drawingml/2006/main" noChangeAspect="1"/>
           </wp:cNvGraphicFramePr>
@@ -2646,7 +2406,7 @@
 </file>
 
 <file path=word/styles.xml><?xml version="1.0" encoding="utf-8"?>
-<w:styles xmlns:mc="http://schemas.openxmlformats.org/markup-compatibility/2006" xmlns:r="http://schemas.openxmlformats.org/officeDocument/2006/relationships" xmlns:w="http://schemas.openxmlformats.org/wordprocessingml/2006/main" xmlns:w14="http://schemas.microsoft.com/office/word/2010/wordml" xmlns:w15="http://schemas.microsoft.com/office/word/2012/wordml" mc:Ignorable="w14 w15">
+<w:styles xmlns:mc="http://schemas.openxmlformats.org/markup-compatibility/2006" xmlns:r="http://schemas.openxmlformats.org/officeDocument/2006/relationships" xmlns:w="http://schemas.openxmlformats.org/wordprocessingml/2006/main" xmlns:w14="http://schemas.microsoft.com/office/word/2010/wordml" xmlns:w15="http://schemas.microsoft.com/office/word/2012/wordml" xmlns:w16cex="http://schemas.microsoft.com/office/word/2018/wordml/cex" xmlns:w16cid="http://schemas.microsoft.com/office/word/2016/wordml/cid" xmlns:w16="http://schemas.microsoft.com/office/word/2018/wordml" xmlns:w16du="http://schemas.microsoft.com/office/word/2023/wordml/word16du" xmlns:w16sdtdh="http://schemas.microsoft.com/office/word/2020/wordml/sdtdatahash" xmlns:w16sdtfl="http://schemas.microsoft.com/office/word/2024/wordml/sdtformatlock" xmlns:w16se="http://schemas.microsoft.com/office/word/2015/wordml/symex" mc:Ignorable="w14 w15 w16se w16cid w16 w16cex w16sdtdh w16sdtfl w16du">
   <w:docDefaults>
     <w:rPrDefault>
       <w:rPr>
@@ -2664,7 +2424,7 @@
       </w:pPr>
     </w:pPrDefault>
   </w:docDefaults>
-  <w:latentStyles w:defLockedState="0" w:defUIPriority="99" w:defSemiHidden="0" w:defUnhideWhenUsed="0" w:defQFormat="0" w:count="371">
+  <w:latentStyles w:defLockedState="0" w:defUIPriority="99" w:defSemiHidden="0" w:defUnhideWhenUsed="0" w:defQFormat="0" w:count="376">
     <w:lsdException w:name="Normal" w:uiPriority="0" w:qFormat="1"/>
     <w:lsdException w:name="heading 1" w:uiPriority="1" w:qFormat="1"/>
     <w:lsdException w:name="heading 2" w:semiHidden="1" w:uiPriority="9" w:unhideWhenUsed="1" w:qFormat="1"/>
@@ -3036,6 +2796,11 @@
     <w:lsdException w:name="List Table 5 Dark Accent 6" w:uiPriority="50"/>
     <w:lsdException w:name="List Table 6 Colorful Accent 6" w:uiPriority="51"/>
     <w:lsdException w:name="List Table 7 Colorful Accent 6" w:uiPriority="52"/>
+    <w:lsdException w:name="Mention" w:semiHidden="1" w:unhideWhenUsed="1"/>
+    <w:lsdException w:name="Smart Hyperlink" w:semiHidden="1" w:unhideWhenUsed="1"/>
+    <w:lsdException w:name="Hashtag" w:semiHidden="1" w:unhideWhenUsed="1"/>
+    <w:lsdException w:name="Unresolved Mention" w:semiHidden="1" w:unhideWhenUsed="1"/>
+    <w:lsdException w:name="Smart Link" w:semiHidden="1" w:unhideWhenUsed="1"/>
   </w:latentStyles>
   <w:style w:type="paragraph" w:default="1" w:styleId="Normal">
     <w:name w:val="Normal"/>
@@ -3087,7 +2852,6 @@
   <w:style w:type="character" w:default="1" w:styleId="Fontepargpadro">
     <w:name w:val="Default Paragraph Font"/>
     <w:uiPriority w:val="1"/>
-    <w:semiHidden/>
     <w:unhideWhenUsed/>
   </w:style>
   <w:style w:type="table" w:default="1" w:styleId="Tabelanormal">
@@ -3130,6 +2894,7 @@
   <w:style w:type="paragraph" w:styleId="Corpodetexto">
     <w:name w:val="Body Text"/>
     <w:basedOn w:val="Normal"/>
+    <w:link w:val="CorpodetextoChar"/>
     <w:uiPriority w:val="1"/>
     <w:qFormat/>
   </w:style>
@@ -3212,6 +2977,16 @@
       <w:color w:val="365F91" w:themeColor="accent1" w:themeShade="BF"/>
       <w:sz w:val="26"/>
       <w:szCs w:val="26"/>
+    </w:rPr>
+  </w:style>
+  <w:style w:type="character" w:customStyle="1" w:styleId="CorpodetextoChar">
+    <w:name w:val="Corpo de texto Char"/>
+    <w:basedOn w:val="Fontepargpadro"/>
+    <w:link w:val="Corpodetexto"/>
+    <w:uiPriority w:val="1"/>
+    <w:rsid w:val="00B70ADF"/>
+    <w:rPr>
+      <w:rFonts w:ascii="Times New Roman" w:eastAsia="Times New Roman" w:hAnsi="Times New Roman" w:cs="Times New Roman"/>
     </w:rPr>
   </w:style>
 </w:styles>
